--- a/docs/assets/Chin_Trinh_Resume.docx
+++ b/docs/assets/Chin_Trinh_Resume.docx
@@ -35,7 +35,7 @@
       </w:pPr>
       <w:r>
         <w:rPr/>
-        <w:t xml:space="preserve">070 449 8756 · trinhchinchin@gmail.com</w:t>
+        <w:t xml:space="preserve">+84 70 449 8756 · trinhchinchin@gmail.com</w:t>
       </w:r>
     </w:p>
     <w:p>
@@ -55,16 +55,96 @@
       </w:pPr>
       <w:r>
         <w:rPr/>
-        <w:t xml:space="preserve">Career Objective</w:t>
-      </w:r>
-    </w:p>
-    <w:p>
-      <w:pPr>
-        <w:spacing w:lineRule="auto"/>
-      </w:pPr>
-      <w:r>
-        <w:rPr/>
-        <w:t xml:space="preserve">Senior Full Stack JavaScript Developer with 6+ years of experience delivering production web and mobile applications. React Native since 2019, with repeated Team Lead ownership across fintech, HR, analytics, and job-marketplace products. Focus on clear architecture, mentoring, and production-ready delivery.</w:t>
+        <w:t xml:space="preserve">Summary</w:t>
+      </w:r>
+    </w:p>
+    <w:p>
+      <w:pPr>
+        <w:spacing w:lineRule="auto"/>
+      </w:pPr>
+      <w:r>
+        <w:rPr/>
+        <w:t xml:space="preserve">Senior Full Stack JavaScript Developer with 6+ years of experience delivering production web and mobile applications. React Native since 2019, with repeated Team Lead ownership—including </w:t>
+      </w:r>
+      <w:r>
+        <w:rPr>
+          <w:b/>
+        </w:rPr>
+        <w:t xml:space="preserve">Moorr</w:t>
+      </w:r>
+      <w:r>
+        <w:rPr/>
+        <w:t xml:space="preserve">, an Australian </w:t>
+      </w:r>
+      <w:r>
+        <w:rPr>
+          <w:b/>
+        </w:rPr>
+        <w:t xml:space="preserve">fintech</w:t>
+      </w:r>
+      <w:r>
+        <w:rPr/>
+        <w:t xml:space="preserve"> app at </w:t>
+      </w:r>
+      <w:r>
+        <w:rPr>
+          <w:b/>
+        </w:rPr>
+        <w:t xml:space="preserve">10K+ MAU</w:t>
+      </w:r>
+      <w:r>
+        <w:rPr/>
+        <w:t xml:space="preserve">. Comfortable with </w:t>
+      </w:r>
+      <w:r>
+        <w:rPr>
+          <w:b/>
+        </w:rPr>
+        <w:t xml:space="preserve">Solidity</w:t>
+      </w:r>
+      <w:r>
+        <w:rPr/>
+        <w:t xml:space="preserve">, </w:t>
+      </w:r>
+      <w:r>
+        <w:rPr>
+          <w:b/>
+        </w:rPr>
+        <w:t xml:space="preserve">Hardhat</w:t>
+      </w:r>
+      <w:r>
+        <w:rPr/>
+        <w:t xml:space="preserve">, and </w:t>
+      </w:r>
+      <w:r>
+        <w:rPr>
+          <w:b/>
+        </w:rPr>
+        <w:t xml:space="preserve">Ethers.js</w:t>
+      </w:r>
+      <w:r>
+        <w:rPr/>
+        <w:t xml:space="preserve"> for Web3 integrations. Based in </w:t>
+      </w:r>
+      <w:r>
+        <w:rPr>
+          <w:b/>
+        </w:rPr>
+        <w:t xml:space="preserve">UTC+7</w:t>
+      </w:r>
+      <w:r>
+        <w:rPr/>
+        <w:t xml:space="preserve"> (Ho Chi Minh City), open to </w:t>
+      </w:r>
+      <w:r>
+        <w:rPr>
+          <w:b/>
+        </w:rPr>
+        <w:t xml:space="preserve">remote</w:t>
+      </w:r>
+      <w:r>
+        <w:rPr/>
+        <w:t xml:space="preserve"> roles with overlap with EU/US working hours. Focus on clear architecture, mentoring, and production-ready delivery.  ---</w:t>
       </w:r>
     </w:p>
     <w:p>
@@ -182,7 +262,17 @@
       </w:pPr>
       <w:r>
         <w:rPr/>
-        <w:t xml:space="preserve">Architected and delivered React Native fintech lifestyle app serving </w:t>
+        <w:t xml:space="preserve">Delivered Australian </w:t>
+      </w:r>
+      <w:r>
+        <w:rPr>
+          <w:b/>
+        </w:rPr>
+        <w:t xml:space="preserve">fintech</w:t>
+      </w:r>
+      <w:r>
+        <w:rPr/>
+        <w:t xml:space="preserve"> lifestyle app to </w:t>
       </w:r>
       <w:r>
         <w:rPr>
@@ -192,7 +282,7 @@
       </w:r>
       <w:r>
         <w:rPr/>
-        <w:t xml:space="preserve"> in Australia</w:t>
+        <w:t xml:space="preserve">, owning mobile architecture and production releases on a team of 3</w:t>
       </w:r>
     </w:p>
     <w:p>
@@ -205,15 +295,17 @@
       </w:pPr>
       <w:r>
         <w:rPr/>
-        <w:t xml:space="preserve">Built custom </w:t>
-      </w:r>
-      <w:r>
-        <w:rPr/>
-        <w:t xml:space="preserve">react-native-svg-charts</w:t>
-      </w:r>
-      <w:r>
-        <w:rPr/>
-        <w:t xml:space="preserve"> with pinch/zoom and smooth animations</w:t>
+        <w:t xml:space="preserve">Reduced mobile release time by </w:t>
+      </w:r>
+      <w:r>
+        <w:rPr>
+          <w:b/>
+        </w:rPr>
+        <w:t xml:space="preserve">~30%</w:t>
+      </w:r>
+      <w:r>
+        <w:rPr/>
+        <w:t xml:space="preserve"> with CircleCI and Fastlane automation for iOS and Android</w:t>
       </w:r>
     </w:p>
     <w:p>
@@ -226,7 +318,30 @@
       </w:pPr>
       <w:r>
         <w:rPr/>
-        <w:t xml:space="preserve">Integrated Firebase, OneSignal, and Sentry; automated releases with CircleCI and Fastlane</w:t>
+        <w:t xml:space="preserve">Maintained </w:t>
+      </w:r>
+      <w:r>
+        <w:rPr>
+          <w:b/>
+        </w:rPr>
+        <w:t xml:space="preserve">99%+ crash-free sessions</w:t>
+      </w:r>
+      <w:r>
+        <w:rPr/>
+        <w:t xml:space="preserve"> (Sentry) while integrating Firebase, OneSignal, and production monitoring</w:t>
+      </w:r>
+    </w:p>
+    <w:p>
+      <w:pPr>
+        <w:numPr>
+          <w:ilvl w:val="0"/>
+          <w:numId w:val="1"/>
+        </w:numPr>
+        <w:spacing w:lineRule="auto"/>
+      </w:pPr>
+      <w:r>
+        <w:rPr/>
+        <w:t xml:space="preserve">Built interactive financial charts with pinch/zoom and smooth screen transitions (Reanimated, Skia, react-native-svg-charts)</w:t>
       </w:r>
     </w:p>
     <w:p>
@@ -284,7 +399,7 @@
       </w:pPr>
       <w:r>
         <w:rPr/>
-        <w:t xml:space="preserve">Led frontend delivery with React, Redux-Saga, Apollo Client, and Tailwind CSS</w:t>
+        <w:t xml:space="preserve">Led frontend delivery for analytics and marketplace products (team of 5) with React, Redux-Saga, Apollo Client, and Tailwind CSS</w:t>
       </w:r>
     </w:p>
     <w:p>
@@ -297,7 +412,7 @@
       </w:pPr>
       <w:r>
         <w:rPr/>
-        <w:t xml:space="preserve">Developed backend features with Keystone.js v6, Cube.js analytics, and Stripe payments</w:t>
+        <w:t xml:space="preserve">Shipped backend features with Keystone.js v6, Cube.js analytics, and Stripe payments</w:t>
       </w:r>
     </w:p>
     <w:p>
@@ -310,7 +425,13 @@
       </w:pPr>
       <w:r>
         <w:rPr/>
-        <w:t xml:space="preserve">Streamlined Vercel deployment pipeline, reducing release time by ~25%</w:t>
+        <w:t xml:space="preserve">Streamlined Vercel deployment pipeline, reducing release time by </w:t>
+      </w:r>
+      <w:r>
+        <w:rPr>
+          <w:b/>
+        </w:rPr>
+        <w:t xml:space="preserve">~25%</w:t>
       </w:r>
     </w:p>
     <w:p>
@@ -356,7 +477,7 @@
       </w:pPr>
       <w:r>
         <w:rPr/>
-        <w:t xml:space="preserve">Built HR platform frontend with Next.js, Tailwind CSS, and Zustand</w:t>
+        <w:t xml:space="preserve">Delivered HR platform frontend in production with Next.js, Tailwind CSS, and Zustand (team of 5)</w:t>
       </w:r>
     </w:p>
     <w:p>
@@ -369,7 +490,13 @@
       </w:pPr>
       <w:r>
         <w:rPr/>
-        <w:t xml:space="preserve">Automated CI/CD with GitHub Actions, cutting deployment effort by ~30%</w:t>
+        <w:t xml:space="preserve">Automated CI/CD with GitHub Actions, cutting deployment effort by </w:t>
+      </w:r>
+      <w:r>
+        <w:rPr>
+          <w:b/>
+        </w:rPr>
+        <w:t xml:space="preserve">~30%</w:t>
       </w:r>
     </w:p>
     <w:p>
@@ -452,13 +579,17 @@
       </w:pPr>
       <w:r>
         <w:rPr/>
-        <w:t xml:space="preserve">Maintained React Native job marketplace app supporting </w:t>
+        <w:t xml:space="preserve">Kept React Native job marketplace stable at </w:t>
       </w:r>
       <w:r>
         <w:rPr>
           <w:b/>
         </w:rPr>
         <w:t xml:space="preserve">100K+ listed jobs</w:t>
+      </w:r>
+      <w:r>
+        <w:rPr/>
+        <w:t xml:space="preserve"> while shipping auth improvements</w:t>
       </w:r>
     </w:p>
     <w:p>
@@ -529,7 +660,17 @@
       </w:pPr>
       <w:r>
         <w:rPr/>
-        <w:t xml:space="preserve">Designed React Native architecture with Redux Toolkit and dynamic 2D map layouts</w:t>
+        <w:t xml:space="preserve">Shipped livestock management app to </w:t>
+      </w:r>
+      <w:r>
+        <w:rPr>
+          <w:b/>
+        </w:rPr>
+        <w:t xml:space="preserve">production handover</w:t>
+      </w:r>
+      <w:r>
+        <w:rPr/>
+        <w:t xml:space="preserve">, enabling the client's internal team to operate independently</w:t>
       </w:r>
     </w:p>
     <w:p>
@@ -542,7 +683,17 @@
       </w:pPr>
       <w:r>
         <w:rPr/>
-        <w:t xml:space="preserve">Automated builds and releases with Fastlane</w:t>
+        <w:t xml:space="preserve">Cut build-and-deploy time by </w:t>
+      </w:r>
+      <w:r>
+        <w:rPr>
+          <w:b/>
+        </w:rPr>
+        <w:t xml:space="preserve">~40%</w:t>
+      </w:r>
+      <w:r>
+        <w:rPr/>
+        <w:t xml:space="preserve"> with Fastlane automation for iOS and Android</w:t>
       </w:r>
     </w:p>
     <w:p>
@@ -555,18 +706,73 @@
       </w:pPr>
       <w:r>
         <w:rPr/>
-        <w:t xml:space="preserve">Delivered production-ready codebase and transferred ownership to internal team</w:t>
-      </w:r>
-    </w:p>
-    <w:p>
-      <w:pPr>
-        <w:spacing w:lineRule="auto"/>
-      </w:pPr>
-      <w:r>
-        <w:rPr>
-          <w:b/>
-        </w:rPr>
-        <w:t xml:space="preserve">Viet Money JSC</w:t>
+        <w:t xml:space="preserve">Improved map interaction performance for field use with dynamic 2D layouts and Redux Toolkit architecture</w:t>
+      </w:r>
+    </w:p>
+    <w:p>
+      <w:pPr>
+        <w:numPr>
+          <w:ilvl w:val="0"/>
+          <w:numId w:val="5"/>
+        </w:numPr>
+        <w:spacing w:lineRule="auto"/>
+      </w:pPr>
+      <w:r>
+        <w:rPr/>
+        <w:t xml:space="preserve">Delivered modular React Native codebase and transferred ownership with documented release workflows</w:t>
+      </w:r>
+    </w:p>
+    <w:p>
+      <w:pPr>
+        <w:spacing w:lineRule="auto"/>
+      </w:pPr>
+      <w:r>
+        <w:rPr>
+          <w:b/>
+        </w:rPr>
+        <w:t xml:space="preserve">Earlier roles</w:t>
+      </w:r>
+    </w:p>
+    <w:p>
+      <w:pPr>
+        <w:spacing w:lineRule="auto"/>
+      </w:pPr>
+      <w:r>
+        <w:rPr/>
+        <w:t xml:space="preserve"> — Ho Chi Minh City   — *Viet Money JSC — React Native Developer (Mar 2021)</w:t>
+      </w:r>
+    </w:p>
+    <w:p>
+      <w:pPr>
+        <w:spacing w:lineRule="auto"/>
+      </w:pPr>
+      <w:r>
+        <w:rPr/>
+        <w:t xml:space="preserve">WelinC JSC — React Developer, freelance (Jan 2021)*</w:t>
+      </w:r>
+    </w:p>
+    <w:p>
+      <w:pPr>
+        <w:numPr>
+          <w:ilvl w:val="0"/>
+          <w:numId w:val="6"/>
+        </w:numPr>
+        <w:spacing w:lineRule="auto"/>
+      </w:pPr>
+      <w:r>
+        <w:rPr/>
+        <w:t xml:space="preserve">Integrated MoMo and VNPay payments, Zalo login, and QR auth at Viet Money; built production React/Redux frontend at WelinC</w:t>
+      </w:r>
+    </w:p>
+    <w:p>
+      <w:pPr>
+        <w:spacing w:lineRule="auto"/>
+      </w:pPr>
+      <w:r>
+        <w:rPr>
+          <w:b/>
+        </w:rPr>
+        <w:t xml:space="preserve">UrbanOS JSC</w:t>
       </w:r>
     </w:p>
     <w:p>
@@ -593,7 +799,7 @@
       </w:pPr>
       <w:r>
         <w:rPr/>
-        <w:t xml:space="preserve">Mar 2021 – Apr 2021</w:t>
+        <w:t xml:space="preserve">Jun 2020 – Jan 2021</w:t>
       </w:r>
     </w:p>
     <w:p>
@@ -601,6 +807,169 @@
         <w:spacing w:lineRule="auto"/>
       </w:pPr>
       <w:hyperlink r:id="rId17">
+        <w:r>
+          <w:rPr>
+            <w:rStyle w:val="Hyperlink"/>
+          </w:rPr>
+          <w:t xml:space="preserve">UrbanOS iOS</w:t>
+        </w:r>
+      </w:hyperlink>
+      <w:r>
+        <w:rPr/>
+        <w:t xml:space="preserve"> · </w:t>
+      </w:r>
+      <w:hyperlink r:id="rId18">
+        <w:r>
+          <w:rPr>
+            <w:rStyle w:val="Hyperlink"/>
+          </w:rPr>
+          <w:t xml:space="preserve">Android</w:t>
+        </w:r>
+      </w:hyperlink>
+      <w:r>
+        <w:rPr/>
+        <w:t xml:space="preserve"> · </w:t>
+      </w:r>
+      <w:hyperlink r:id="rId19">
+        <w:r>
+          <w:rPr>
+            <w:rStyle w:val="Hyperlink"/>
+          </w:rPr>
+          <w:t xml:space="preserve">Staff iOS</w:t>
+        </w:r>
+      </w:hyperlink>
+      <w:r>
+        <w:rPr/>
+        <w:t xml:space="preserve"> · </w:t>
+      </w:r>
+      <w:hyperlink r:id="rId20">
+        <w:r>
+          <w:rPr>
+            <w:rStyle w:val="Hyperlink"/>
+          </w:rPr>
+          <w:t xml:space="preserve">Android</w:t>
+        </w:r>
+      </w:hyperlink>
+    </w:p>
+    <w:p>
+      <w:pPr>
+        <w:numPr>
+          <w:ilvl w:val="0"/>
+          <w:numId w:val="7"/>
+        </w:numPr>
+        <w:spacing w:lineRule="auto"/>
+      </w:pPr>
+      <w:r>
+        <w:rPr/>
+        <w:t xml:space="preserve">Built core tenant and staff mobile apps with auth, sockets, Firebase, and deep linking</w:t>
+      </w:r>
+    </w:p>
+    <w:p>
+      <w:pPr>
+        <w:numPr>
+          <w:ilvl w:val="0"/>
+          <w:numId w:val="7"/>
+        </w:numPr>
+        <w:spacing w:lineRule="auto"/>
+      </w:pPr>
+      <w:r>
+        <w:rPr/>
+        <w:t xml:space="preserve">Developed shared custom hooks (</w:t>
+      </w:r>
+      <w:r>
+        <w:rPr/>
+        <w:t xml:space="preserve">useAuth</w:t>
+      </w:r>
+      <w:r>
+        <w:rPr/>
+        <w:t xml:space="preserve">, </w:t>
+      </w:r>
+      <w:r>
+        <w:rPr/>
+        <w:t xml:space="preserve">useSocket</w:t>
+      </w:r>
+      <w:r>
+        <w:rPr/>
+        <w:t xml:space="preserve">, </w:t>
+      </w:r>
+      <w:r>
+        <w:rPr/>
+        <w:t xml:space="preserve">useFirebase</w:t>
+      </w:r>
+      <w:r>
+        <w:rPr/>
+        <w:t xml:space="preserve">)</w:t>
+      </w:r>
+    </w:p>
+    <w:p>
+      <w:pPr>
+        <w:numPr>
+          <w:ilvl w:val="0"/>
+          <w:numId w:val="7"/>
+        </w:numPr>
+        <w:spacing w:lineRule="auto"/>
+      </w:pPr>
+      <w:r>
+        <w:rPr/>
+        <w:t xml:space="preserve">Integrated push notifications (Firebase, OneSignal) and i18n with i18next</w:t>
+      </w:r>
+    </w:p>
+    <w:p>
+      <w:pPr>
+        <w:numPr>
+          <w:ilvl w:val="0"/>
+          <w:numId w:val="7"/>
+        </w:numPr>
+        <w:spacing w:lineRule="auto"/>
+      </w:pPr>
+      <w:r>
+        <w:rPr/>
+        <w:t xml:space="preserve">Supported CI/CD with CircleCI, GitHub Actions, and Vercel</w:t>
+      </w:r>
+    </w:p>
+    <w:p>
+      <w:pPr>
+        <w:spacing w:lineRule="auto"/>
+      </w:pPr>
+      <w:r>
+        <w:rPr>
+          <w:b/>
+        </w:rPr>
+        <w:t xml:space="preserve">Innos LTD</w:t>
+      </w:r>
+    </w:p>
+    <w:p>
+      <w:pPr>
+        <w:spacing w:lineRule="auto"/>
+      </w:pPr>
+      <w:r>
+        <w:rPr/>
+        <w:t xml:space="preserve"> — Ho Chi Minh City   — </w:t>
+      </w:r>
+    </w:p>
+    <w:p>
+      <w:pPr>
+        <w:spacing w:lineRule="auto"/>
+      </w:pPr>
+      <w:r>
+        <w:rPr/>
+        <w:t xml:space="preserve">Full Stack JavaScript Developer</w:t>
+      </w:r>
+    </w:p>
+    <w:p>
+      <w:pPr>
+        <w:spacing w:lineRule="auto"/>
+      </w:pPr>
+      <w:r>
+        <w:rPr/>
+        <w:t xml:space="preserve">Dec 2018 – Apr 2020</w:t>
+      </w:r>
+    </w:p>
+    <w:p>
+      <w:pPr>
+        <w:spacing w:lineRule="auto"/>
+      </w:pPr>
+      <w:hyperlink r:id="rId21">
         <w:r>
           <w:rPr>
             <w:rStyle w:val="Hyperlink"/>
@@ -612,19 +981,19 @@
         <w:rPr/>
         <w:t xml:space="preserve"> · </w:t>
       </w:r>
-      <w:hyperlink r:id="rId18">
+      <w:hyperlink r:id="rId22">
         <w:r>
           <w:rPr>
             <w:rStyle w:val="Hyperlink"/>
           </w:rPr>
-          <w:t xml:space="preserve">iOS</w:t>
+          <w:t xml:space="preserve">Hopez iOS</w:t>
         </w:r>
       </w:hyperlink>
       <w:r>
         <w:rPr/>
         <w:t xml:space="preserve"> · </w:t>
       </w:r>
-      <w:hyperlink r:id="rId19">
+      <w:hyperlink r:id="rId23">
         <w:r>
           <w:rPr>
             <w:rStyle w:val="Hyperlink"/>
@@ -637,101 +1006,60 @@
       <w:pPr>
         <w:numPr>
           <w:ilvl w:val="0"/>
-          <w:numId w:val="6"/>
+          <w:numId w:val="8"/>
         </w:numPr>
         <w:spacing w:lineRule="auto"/>
       </w:pPr>
       <w:r>
         <w:rPr/>
-        <w:t xml:space="preserve">Integrated MoMo and VNPay payments, Zalo login, and QR authentication</w:t>
+        <w:t xml:space="preserve">Built frontend (React, MobX, Apollo GraphQL), backend (NestJS, TypeORM), and React Native apps</w:t>
       </w:r>
     </w:p>
     <w:p>
       <w:pPr>
         <w:numPr>
           <w:ilvl w:val="0"/>
-          <w:numId w:val="6"/>
+          <w:numId w:val="8"/>
         </w:numPr>
         <w:spacing w:lineRule="auto"/>
       </w:pPr>
       <w:r>
         <w:rPr/>
-        <w:t xml:space="preserve">Designed rewards feature UI for a live consumer finance product</w:t>
-      </w:r>
-    </w:p>
-    <w:p>
-      <w:pPr>
-        <w:spacing w:lineRule="auto"/>
-      </w:pPr>
-      <w:r>
-        <w:rPr>
-          <w:b/>
-        </w:rPr>
-        <w:t xml:space="preserve">WelinC JSC</w:t>
-      </w:r>
-    </w:p>
-    <w:p>
-      <w:pPr>
-        <w:spacing w:lineRule="auto"/>
-      </w:pPr>
-      <w:r>
-        <w:rPr/>
-        <w:t xml:space="preserve"> — Ho Chi Minh City   — </w:t>
-      </w:r>
-    </w:p>
-    <w:p>
-      <w:pPr>
-        <w:spacing w:lineRule="auto"/>
-      </w:pPr>
-      <w:r>
-        <w:rPr/>
-        <w:t xml:space="preserve">React Developer (Freelance)</w:t>
-      </w:r>
-    </w:p>
-    <w:p>
-      <w:pPr>
-        <w:spacing w:lineRule="auto"/>
-      </w:pPr>
-      <w:r>
-        <w:rPr/>
-        <w:t xml:space="preserve">Jan 2021</w:t>
-      </w:r>
-    </w:p>
-    <w:p>
-      <w:pPr>
-        <w:spacing w:lineRule="auto"/>
-      </w:pPr>
-      <w:hyperlink r:id="rId20">
-        <w:r>
-          <w:rPr>
-            <w:rStyle w:val="Hyperlink"/>
-          </w:rPr>
-          <w:t xml:space="preserve">Website</w:t>
-        </w:r>
-      </w:hyperlink>
+        <w:t xml:space="preserve">Led analysis, wireframing, and UI design using Figma</w:t>
+      </w:r>
     </w:p>
     <w:p>
       <w:pPr>
         <w:numPr>
           <w:ilvl w:val="0"/>
-          <w:numId w:val="7"/>
+          <w:numId w:val="8"/>
         </w:numPr>
         <w:spacing w:lineRule="auto"/>
       </w:pPr>
       <w:r>
         <w:rPr/>
-        <w:t xml:space="preserve">Developed production frontend with React, Redux, and Axios for API integration</w:t>
-      </w:r>
-    </w:p>
-    <w:p>
-      <w:pPr>
-        <w:spacing w:lineRule="auto"/>
-      </w:pPr>
-      <w:r>
-        <w:rPr>
-          <w:b/>
-        </w:rPr>
-        <w:t xml:space="preserve">UrbanOS JSC</w:t>
+        <w:t xml:space="preserve">Managed deployment with Nginx, Docker, and PM2</w:t>
+      </w:r>
+    </w:p>
+    <w:p>
+      <w:pPr>
+        <w:pStyle w:val="Heading2"/>
+        <w:spacing w:lineRule="auto"/>
+      </w:pPr>
+      <w:r>
+        <w:rPr/>
+        <w:t xml:space="preserve">Education</w:t>
+      </w:r>
+    </w:p>
+    <w:p>
+      <w:pPr>
+        <w:spacing w:lineRule="auto"/>
+      </w:pPr>
+      <w:r>
+        <w:rPr>
+          <w:b/>
+        </w:rPr>
+        <w:t xml:space="preserve">FPT Aptech Academy</w:t>
       </w:r>
     </w:p>
     <w:p>
@@ -749,574 +1077,172 @@
       </w:pPr>
       <w:r>
         <w:rPr/>
-        <w:t xml:space="preserve">React Native Developer</w:t>
-      </w:r>
-    </w:p>
-    <w:p>
-      <w:pPr>
-        <w:spacing w:lineRule="auto"/>
-      </w:pPr>
-      <w:r>
-        <w:rPr/>
-        <w:t xml:space="preserve">Jun 2020 – Jan 2021</w:t>
-      </w:r>
-    </w:p>
-    <w:p>
-      <w:pPr>
-        <w:spacing w:lineRule="auto"/>
-      </w:pPr>
-      <w:hyperlink r:id="rId21">
-        <w:r>
-          <w:rPr>
-            <w:rStyle w:val="Hyperlink"/>
-          </w:rPr>
-          <w:t xml:space="preserve">UrbanOS iOS</w:t>
-        </w:r>
-      </w:hyperlink>
-      <w:r>
-        <w:rPr/>
-        <w:t xml:space="preserve"> · </w:t>
-      </w:r>
-      <w:hyperlink r:id="rId22">
-        <w:r>
-          <w:rPr>
-            <w:rStyle w:val="Hyperlink"/>
-          </w:rPr>
-          <w:t xml:space="preserve">Android</w:t>
-        </w:r>
-      </w:hyperlink>
-      <w:r>
-        <w:rPr/>
-        <w:t xml:space="preserve"> · </w:t>
-      </w:r>
-      <w:hyperlink r:id="rId23">
-        <w:r>
-          <w:rPr>
-            <w:rStyle w:val="Hyperlink"/>
-          </w:rPr>
-          <w:t xml:space="preserve">Staff iOS</w:t>
-        </w:r>
-      </w:hyperlink>
-      <w:r>
-        <w:rPr/>
-        <w:t xml:space="preserve"> · </w:t>
-      </w:r>
+        <w:t xml:space="preserve">Higher Diploma in Software Engineering</w:t>
+      </w:r>
+    </w:p>
+    <w:p>
+      <w:pPr>
+        <w:spacing w:lineRule="auto"/>
+      </w:pPr>
+      <w:r>
+        <w:rPr/>
+        <w:t xml:space="preserve">Aug 2017 – Aug 2019</w:t>
+      </w:r>
+    </w:p>
+    <w:p>
+      <w:pPr>
+        <w:spacing w:lineRule="auto"/>
+      </w:pPr>
+      <w:r>
+        <w:rPr/>
+        <w:t xml:space="preserve">GPA: 3.43 / 4.00</w:t>
+      </w:r>
+    </w:p>
+    <w:p>
+      <w:pPr>
+        <w:pStyle w:val="Heading2"/>
+        <w:spacing w:lineRule="auto"/>
+      </w:pPr>
+      <w:r>
+        <w:rPr/>
+        <w:t xml:space="preserve">Additional Skills &amp; Interests</w:t>
+      </w:r>
+    </w:p>
+    <w:p>
+      <w:pPr>
+        <w:spacing w:lineRule="auto"/>
+      </w:pPr>
+      <w:r>
+        <w:rPr>
+          <w:b/>
+        </w:rPr>
+        <w:t xml:space="preserve">Web3:</w:t>
+      </w:r>
+      <w:r>
+        <w:rPr/>
+        <w:t xml:space="preserve"> Solidity, Hardhat, Ethers.js  </w:t>
+      </w:r>
+    </w:p>
+    <w:p>
+      <w:pPr>
+        <w:spacing w:lineRule="auto"/>
+      </w:pPr>
+      <w:r>
+        <w:rPr>
+          <w:b/>
+        </w:rPr>
+        <w:t xml:space="preserve">Mobile:</w:t>
+      </w:r>
+      <w:r>
+        <w:rPr/>
+        <w:t xml:space="preserve"> React Native, Expo, React Native Reanimated, React Native Skia, Recoil, Valtio, react-hook-form, biometrics  </w:t>
+      </w:r>
+    </w:p>
+    <w:p>
+      <w:pPr>
+        <w:spacing w:lineRule="auto"/>
+      </w:pPr>
+      <w:r>
+        <w:rPr>
+          <w:b/>
+        </w:rPr>
+        <w:t xml:space="preserve">Frontend:</w:t>
+      </w:r>
+      <w:r>
+        <w:rPr/>
+        <w:t xml:space="preserve"> React, Next.js, Redux, Redux-Saga, Zustand, Apollo Client, Tailwind CSS, Ant Design, Chakra UI  </w:t>
+      </w:r>
+    </w:p>
+    <w:p>
+      <w:pPr>
+        <w:spacing w:lineRule="auto"/>
+      </w:pPr>
+      <w:r>
+        <w:rPr>
+          <w:b/>
+        </w:rPr>
+        <w:t xml:space="preserve">Backend:</w:t>
+      </w:r>
+      <w:r>
+        <w:rPr/>
+        <w:t xml:space="preserve"> Node.js, NestJS, Keystone.js, GraphQL, REST, Cube.js  </w:t>
+      </w:r>
+    </w:p>
+    <w:p>
+      <w:pPr>
+        <w:spacing w:lineRule="auto"/>
+      </w:pPr>
+      <w:r>
+        <w:rPr>
+          <w:b/>
+        </w:rPr>
+        <w:t xml:space="preserve">Data:</w:t>
+      </w:r>
+      <w:r>
+        <w:rPr/>
+        <w:t xml:space="preserve"> PostgreSQL, Supabase, MongoDB, Firebase, FaunaDB  </w:t>
+      </w:r>
+    </w:p>
+    <w:p>
+      <w:pPr>
+        <w:spacing w:lineRule="auto"/>
+      </w:pPr>
+      <w:r>
+        <w:rPr>
+          <w:b/>
+        </w:rPr>
+        <w:t xml:space="preserve">DevOps:</w:t>
+      </w:r>
+      <w:r>
+        <w:rPr/>
+        <w:t xml:space="preserve"> GitHub Actions, CircleCI, Fastlane, Docker, Nginx, AWS, Vercel, Cloudflare  </w:t>
+      </w:r>
+    </w:p>
+    <w:p>
+      <w:pPr>
+        <w:spacing w:lineRule="auto"/>
+      </w:pPr>
+      <w:r>
+        <w:rPr>
+          <w:b/>
+        </w:rPr>
+        <w:t xml:space="preserve">Other:</w:t>
+      </w:r>
+      <w:r>
+        <w:rPr/>
+        <w:t xml:space="preserve"> WebRTC, push notifications, Stripe, MoMo / VNPay / ZaloPay</w:t>
+      </w:r>
+    </w:p>
+    <w:p>
+      <w:pPr>
+        <w:spacing w:lineRule="auto"/>
+      </w:pPr>
+      <w:r>
+        <w:rPr>
+          <w:b/>
+        </w:rPr>
+        <w:t xml:space="preserve">Certifications</w:t>
+      </w:r>
+    </w:p>
+    <w:p>
+      <w:pPr>
+        <w:numPr>
+          <w:ilvl w:val="0"/>
+          <w:numId w:val="9"/>
+        </w:numPr>
+        <w:spacing w:lineRule="auto"/>
+      </w:pPr>
       <w:hyperlink r:id="rId24">
         <w:r>
           <w:rPr>
             <w:rStyle w:val="Hyperlink"/>
           </w:rPr>
-          <w:t xml:space="preserve">Android</w:t>
+          <w:t xml:space="preserve">freeCodeCamp Full Stack certification</w:t>
         </w:r>
       </w:hyperlink>
     </w:p>
     <w:p>
       <w:pPr>
-        <w:numPr>
-          <w:ilvl w:val="0"/>
-          <w:numId w:val="8"/>
-        </w:numPr>
-        <w:spacing w:lineRule="auto"/>
-      </w:pPr>
-      <w:r>
-        <w:rPr/>
-        <w:t xml:space="preserve">Built core tenant and staff mobile apps with auth, sockets, Firebase, and deep linking</w:t>
-      </w:r>
-    </w:p>
-    <w:p>
-      <w:pPr>
-        <w:numPr>
-          <w:ilvl w:val="0"/>
-          <w:numId w:val="8"/>
-        </w:numPr>
-        <w:spacing w:lineRule="auto"/>
-      </w:pPr>
-      <w:r>
-        <w:rPr/>
-        <w:t xml:space="preserve">Developed shared custom hooks (</w:t>
-      </w:r>
-      <w:r>
-        <w:rPr/>
-        <w:t xml:space="preserve">useAuth</w:t>
-      </w:r>
-      <w:r>
-        <w:rPr/>
-        <w:t xml:space="preserve">, </w:t>
-      </w:r>
-      <w:r>
-        <w:rPr/>
-        <w:t xml:space="preserve">useSocket</w:t>
-      </w:r>
-      <w:r>
-        <w:rPr/>
-        <w:t xml:space="preserve">, </w:t>
-      </w:r>
-      <w:r>
-        <w:rPr/>
-        <w:t xml:space="preserve">useFirebase</w:t>
-      </w:r>
-      <w:r>
-        <w:rPr/>
-        <w:t xml:space="preserve">)</w:t>
-      </w:r>
-    </w:p>
-    <w:p>
-      <w:pPr>
-        <w:numPr>
-          <w:ilvl w:val="0"/>
-          <w:numId w:val="8"/>
-        </w:numPr>
-        <w:spacing w:lineRule="auto"/>
-      </w:pPr>
-      <w:r>
-        <w:rPr/>
-        <w:t xml:space="preserve">Integrated push notifications (Firebase, OneSignal) and i18n with i18next</w:t>
-      </w:r>
-    </w:p>
-    <w:p>
-      <w:pPr>
-        <w:numPr>
-          <w:ilvl w:val="0"/>
-          <w:numId w:val="8"/>
-        </w:numPr>
-        <w:spacing w:lineRule="auto"/>
-      </w:pPr>
-      <w:r>
-        <w:rPr/>
-        <w:t xml:space="preserve">Supported CI/CD with CircleCI, GitHub Actions, and Vercel</w:t>
-      </w:r>
-    </w:p>
-    <w:p>
-      <w:pPr>
-        <w:spacing w:lineRule="auto"/>
-      </w:pPr>
-      <w:r>
-        <w:rPr>
-          <w:b/>
-        </w:rPr>
-        <w:t xml:space="preserve">Innos LTD</w:t>
-      </w:r>
-    </w:p>
-    <w:p>
-      <w:pPr>
-        <w:spacing w:lineRule="auto"/>
-      </w:pPr>
-      <w:r>
-        <w:rPr/>
-        <w:t xml:space="preserve"> — Ho Chi Minh City   — </w:t>
-      </w:r>
-    </w:p>
-    <w:p>
-      <w:pPr>
-        <w:spacing w:lineRule="auto"/>
-      </w:pPr>
-      <w:r>
-        <w:rPr/>
-        <w:t xml:space="preserve">Full Stack JavaScript Developer</w:t>
-      </w:r>
-    </w:p>
-    <w:p>
-      <w:pPr>
-        <w:spacing w:lineRule="auto"/>
-      </w:pPr>
-      <w:r>
-        <w:rPr/>
-        <w:t xml:space="preserve">Dec 2018 – Apr 2020</w:t>
-      </w:r>
-    </w:p>
-    <w:p>
-      <w:pPr>
-        <w:spacing w:lineRule="auto"/>
-      </w:pPr>
-      <w:hyperlink r:id="rId25">
-        <w:r>
-          <w:rPr>
-            <w:rStyle w:val="Hyperlink"/>
-          </w:rPr>
-          <w:t xml:space="preserve">Website</w:t>
-        </w:r>
-      </w:hyperlink>
-      <w:r>
-        <w:rPr/>
-        <w:t xml:space="preserve"> · </w:t>
-      </w:r>
-      <w:hyperlink r:id="rId26">
-        <w:r>
-          <w:rPr>
-            <w:rStyle w:val="Hyperlink"/>
-          </w:rPr>
-          <w:t xml:space="preserve">Hopez iOS</w:t>
-        </w:r>
-      </w:hyperlink>
-      <w:r>
-        <w:rPr/>
-        <w:t xml:space="preserve"> · </w:t>
-      </w:r>
-      <w:hyperlink r:id="rId27">
-        <w:r>
-          <w:rPr>
-            <w:rStyle w:val="Hyperlink"/>
-          </w:rPr>
-          <w:t xml:space="preserve">Android</w:t>
-        </w:r>
-      </w:hyperlink>
-    </w:p>
-    <w:p>
-      <w:pPr>
-        <w:numPr>
-          <w:ilvl w:val="0"/>
-          <w:numId w:val="9"/>
-        </w:numPr>
-        <w:spacing w:lineRule="auto"/>
-      </w:pPr>
-      <w:r>
-        <w:rPr/>
-        <w:t xml:space="preserve">Built frontend (React, MobX, Apollo GraphQL), backend (NestJS, TypeORM), and React Native apps</w:t>
-      </w:r>
-    </w:p>
-    <w:p>
-      <w:pPr>
-        <w:numPr>
-          <w:ilvl w:val="0"/>
-          <w:numId w:val="9"/>
-        </w:numPr>
-        <w:spacing w:lineRule="auto"/>
-      </w:pPr>
-      <w:r>
-        <w:rPr/>
-        <w:t xml:space="preserve">Led analysis, wireframing, and UI design using Figma</w:t>
-      </w:r>
-    </w:p>
-    <w:p>
-      <w:pPr>
-        <w:numPr>
-          <w:ilvl w:val="0"/>
-          <w:numId w:val="9"/>
-        </w:numPr>
-        <w:spacing w:lineRule="auto"/>
-      </w:pPr>
-      <w:r>
-        <w:rPr/>
-        <w:t xml:space="preserve">Managed deployment with Nginx, Docker, and PM2</w:t>
-      </w:r>
-    </w:p>
-    <w:p>
-      <w:pPr>
-        <w:pStyle w:val="Heading2"/>
-        <w:spacing w:lineRule="auto"/>
-      </w:pPr>
-      <w:r>
-        <w:rPr/>
-        <w:t xml:space="preserve">Education</w:t>
-      </w:r>
-    </w:p>
-    <w:p>
-      <w:pPr>
-        <w:spacing w:lineRule="auto"/>
-      </w:pPr>
-      <w:r>
-        <w:rPr>
-          <w:b/>
-        </w:rPr>
-        <w:t xml:space="preserve">FPT Aptech Academy</w:t>
-      </w:r>
-    </w:p>
-    <w:p>
-      <w:pPr>
-        <w:spacing w:lineRule="auto"/>
-      </w:pPr>
-      <w:r>
-        <w:rPr/>
-        <w:t xml:space="preserve"> — Ho Chi Minh City   — </w:t>
-      </w:r>
-    </w:p>
-    <w:p>
-      <w:pPr>
-        <w:spacing w:lineRule="auto"/>
-      </w:pPr>
-      <w:r>
-        <w:rPr/>
-        <w:t xml:space="preserve">Higher Diploma in Software Engineering</w:t>
-      </w:r>
-    </w:p>
-    <w:p>
-      <w:pPr>
-        <w:spacing w:lineRule="auto"/>
-      </w:pPr>
-      <w:r>
-        <w:rPr/>
-        <w:t xml:space="preserve">Aug 2017 – Aug 2019</w:t>
-      </w:r>
-    </w:p>
-    <w:p>
-      <w:pPr>
-        <w:spacing w:lineRule="auto"/>
-      </w:pPr>
-      <w:r>
-        <w:rPr/>
-        <w:t xml:space="preserve">GPA: 3.43 / 4.00</w:t>
-      </w:r>
-    </w:p>
-    <w:p>
-      <w:pPr>
-        <w:pStyle w:val="Heading2"/>
-        <w:spacing w:lineRule="auto"/>
-      </w:pPr>
-      <w:r>
-        <w:rPr/>
-        <w:t xml:space="preserve">Additional Skills &amp; Interests</w:t>
-      </w:r>
-    </w:p>
-    <w:p>
-      <w:pPr>
-        <w:spacing w:lineRule="auto"/>
-      </w:pPr>
-      <w:r>
-        <w:rPr>
-          <w:b/>
-        </w:rPr>
-        <w:t xml:space="preserve">Mobile:</w:t>
-      </w:r>
-      <w:r>
-        <w:rPr/>
-        <w:t xml:space="preserve"> React Native, Expo, Recoil, Valtio, react-hook-form, in-app purchase, biometrics  </w:t>
-      </w:r>
-    </w:p>
-    <w:p>
-      <w:pPr>
-        <w:spacing w:lineRule="auto"/>
-      </w:pPr>
-      <w:r>
-        <w:rPr>
-          <w:b/>
-        </w:rPr>
-        <w:t xml:space="preserve">Frontend:</w:t>
-      </w:r>
-      <w:r>
-        <w:rPr/>
-        <w:t xml:space="preserve"> React, Next.js, Redux, Redux-Saga, Zustand, Apollo Client, Tailwind CSS, Ant Design, Chakra UI  </w:t>
-      </w:r>
-    </w:p>
-    <w:p>
-      <w:pPr>
-        <w:spacing w:lineRule="auto"/>
-      </w:pPr>
-      <w:r>
-        <w:rPr>
-          <w:b/>
-        </w:rPr>
-        <w:t xml:space="preserve">Backend:</w:t>
-      </w:r>
-      <w:r>
-        <w:rPr/>
-        <w:t xml:space="preserve"> Node.js, NestJS, Keystone.js, GraphQL, REST, Cube.js  </w:t>
-      </w:r>
-    </w:p>
-    <w:p>
-      <w:pPr>
-        <w:spacing w:lineRule="auto"/>
-      </w:pPr>
-      <w:r>
-        <w:rPr>
-          <w:b/>
-        </w:rPr>
-        <w:t xml:space="preserve">Data:</w:t>
-      </w:r>
-      <w:r>
-        <w:rPr/>
-        <w:t xml:space="preserve"> PostgreSQL, Supabase, MongoDB, Firebase, FaunaDB  </w:t>
-      </w:r>
-    </w:p>
-    <w:p>
-      <w:pPr>
-        <w:spacing w:lineRule="auto"/>
-      </w:pPr>
-      <w:r>
-        <w:rPr>
-          <w:b/>
-        </w:rPr>
-        <w:t xml:space="preserve">DevOps:</w:t>
-      </w:r>
-      <w:r>
-        <w:rPr/>
-        <w:t xml:space="preserve"> GitHub Actions, CircleCI, Fastlane, Docker, Nginx, AWS, Vercel, Cloudflare  </w:t>
-      </w:r>
-    </w:p>
-    <w:p>
-      <w:pPr>
-        <w:spacing w:lineRule="auto"/>
-      </w:pPr>
-      <w:r>
-        <w:rPr>
-          <w:b/>
-        </w:rPr>
-        <w:t xml:space="preserve">Other:</w:t>
-      </w:r>
-      <w:r>
-        <w:rPr/>
-        <w:t xml:space="preserve"> WebRTC, push notifications, Stripe, MoMo / VNPay / ZaloPay, Solidity / Hardhat / Ethers.js</w:t>
-      </w:r>
-    </w:p>
-    <w:p>
-      <w:pPr>
-        <w:spacing w:lineRule="auto"/>
-      </w:pPr>
-      <w:r>
-        <w:rPr>
-          <w:b/>
-        </w:rPr>
-        <w:t xml:space="preserve">Certifications</w:t>
-      </w:r>
-    </w:p>
-    <w:p>
-      <w:pPr>
-        <w:spacing w:lineRule="auto"/>
-      </w:pPr>
-      <w:r>
-        <w:rPr>
-          <w:b/>
-        </w:rPr>
-        <w:t xml:space="preserve">freeCodeCamp — Full Stack</w:t>
-      </w:r>
-    </w:p>
-    <w:p>
-      <w:pPr>
-        <w:numPr>
-          <w:ilvl w:val="0"/>
-          <w:numId w:val="10"/>
-        </w:numPr>
-        <w:spacing w:lineRule="auto"/>
-      </w:pPr>
-      <w:hyperlink r:id="rId28">
-        <w:r>
-          <w:rPr>
-            <w:rStyle w:val="Hyperlink"/>
-          </w:rPr>
-          <w:t xml:space="preserve">Responsive Web Design</w:t>
-        </w:r>
-      </w:hyperlink>
-    </w:p>
-    <w:p>
-      <w:pPr>
-        <w:numPr>
-          <w:ilvl w:val="0"/>
-          <w:numId w:val="10"/>
-        </w:numPr>
-        <w:spacing w:lineRule="auto"/>
-      </w:pPr>
-      <w:hyperlink r:id="rId29">
-        <w:r>
-          <w:rPr>
-            <w:rStyle w:val="Hyperlink"/>
-          </w:rPr>
-          <w:t xml:space="preserve">Front End Development Libraries</w:t>
-        </w:r>
-      </w:hyperlink>
-    </w:p>
-    <w:p>
-      <w:pPr>
-        <w:numPr>
-          <w:ilvl w:val="0"/>
-          <w:numId w:val="10"/>
-        </w:numPr>
-        <w:spacing w:lineRule="auto"/>
-      </w:pPr>
-      <w:hyperlink r:id="rId30">
-        <w:r>
-          <w:rPr>
-            <w:rStyle w:val="Hyperlink"/>
-          </w:rPr>
-          <w:t xml:space="preserve">Data Visualization</w:t>
-        </w:r>
-      </w:hyperlink>
-    </w:p>
-    <w:p>
-      <w:pPr>
-        <w:numPr>
-          <w:ilvl w:val="0"/>
-          <w:numId w:val="10"/>
-        </w:numPr>
-        <w:spacing w:lineRule="auto"/>
-      </w:pPr>
-      <w:hyperlink r:id="rId31">
-        <w:r>
-          <w:rPr>
-            <w:rStyle w:val="Hyperlink"/>
-          </w:rPr>
-          <w:t xml:space="preserve">Back End Development and APIs</w:t>
-        </w:r>
-      </w:hyperlink>
-    </w:p>
-    <w:p>
-      <w:pPr>
-        <w:numPr>
-          <w:ilvl w:val="0"/>
-          <w:numId w:val="10"/>
-        </w:numPr>
-        <w:spacing w:lineRule="auto"/>
-      </w:pPr>
-      <w:hyperlink r:id="rId32">
-        <w:r>
-          <w:rPr>
-            <w:rStyle w:val="Hyperlink"/>
-          </w:rPr>
-          <w:t xml:space="preserve">Quality Assurance</w:t>
-        </w:r>
-      </w:hyperlink>
-    </w:p>
-    <w:p>
-      <w:pPr>
-        <w:numPr>
-          <w:ilvl w:val="0"/>
-          <w:numId w:val="10"/>
-        </w:numPr>
-        <w:spacing w:lineRule="auto"/>
-      </w:pPr>
-      <w:hyperlink r:id="rId33">
-        <w:r>
-          <w:rPr>
-            <w:rStyle w:val="Hyperlink"/>
-          </w:rPr>
-          <w:t xml:space="preserve">Information Security</w:t>
-        </w:r>
-      </w:hyperlink>
-    </w:p>
-    <w:p>
-      <w:pPr>
-        <w:numPr>
-          <w:ilvl w:val="0"/>
-          <w:numId w:val="10"/>
-        </w:numPr>
-        <w:spacing w:lineRule="auto"/>
-      </w:pPr>
-      <w:hyperlink r:id="rId34">
-        <w:r>
-          <w:rPr>
-            <w:rStyle w:val="Hyperlink"/>
-          </w:rPr>
-          <w:t xml:space="preserve">JavaScript Algorithms and Data Structures</w:t>
-        </w:r>
-      </w:hyperlink>
-    </w:p>
-    <w:p>
-      <w:pPr>
-        <w:numPr>
-          <w:ilvl w:val="0"/>
-          <w:numId w:val="10"/>
-        </w:numPr>
-        <w:spacing w:lineRule="auto"/>
-      </w:pPr>
-      <w:hyperlink r:id="rId35">
-        <w:r>
-          <w:rPr>
-            <w:rStyle w:val="Hyperlink"/>
-          </w:rPr>
-          <w:t xml:space="preserve">Full Stack</w:t>
-        </w:r>
-      </w:hyperlink>
-    </w:p>
-    <w:p>
-      <w:pPr>
         <w:spacing w:lineRule="auto"/>
       </w:pPr>
       <w:r>
@@ -1327,7 +1253,7 @@
       </w:r>
       <w:r>
         <w:rPr/>
-        <w:t xml:space="preserve"> Vietnamese (Native) · English (Conversational)</w:t>
+        <w:t xml:space="preserve"> Vietnamese (Native) · English (technical reading and writing)</w:t>
       </w:r>
     </w:p>
   </w:body>
@@ -2313,128 +2239,6 @@
     </w:lvl>
   </w:abstractNum>
   <w:abstractNum w:abstractNumId="9">
-    <w:lvl w:ilvl="0">
-      <w:start w:val="1"/>
-      <w:numFmt w:val="bullet"/>
-      <w:lvlText w:val=""/>
-      <w:lvlJc w:val="left"/>
-      <w:pPr>
-        <w:tabs>
-          <w:tab w:val="num" w:pos="720"/>
-        </w:tabs>
-        <w:ind w:left="720" w:hanging="360"/>
-      </w:pPr>
-      <w:rPr>
-        <w:rFonts w:ascii="Symbol" w:hAnsi="Symbol" w:hint="default"/>
-      </w:rPr>
-    </w:lvl>
-    <w:lvl w:ilvl="1">
-      <w:start w:val="1"/>
-      <w:numFmt w:val="bullet"/>
-      <w:lvlText w:val=""/>
-      <w:lvlJc w:val="left"/>
-      <w:pPr>
-        <w:tabs>
-          <w:tab w:val="num" w:pos="1440"/>
-        </w:tabs>
-        <w:ind w:left="1440" w:hanging="360"/>
-      </w:pPr>
-      <w:rPr>
-        <w:rFonts w:ascii="Symbol" w:hAnsi="Symbol" w:hint="default"/>
-      </w:rPr>
-    </w:lvl>
-    <w:lvl w:ilvl="2">
-      <w:start w:val="1"/>
-      <w:numFmt w:val="bullet"/>
-      <w:lvlText w:val=""/>
-      <w:lvlJc w:val="left"/>
-      <w:pPr>
-        <w:tabs>
-          <w:tab w:val="num" w:pos="2160"/>
-        </w:tabs>
-        <w:ind w:left="2160" w:hanging="360"/>
-      </w:pPr>
-      <w:rPr>
-        <w:rFonts w:ascii="Symbol" w:hAnsi="Symbol" w:hint="default"/>
-      </w:rPr>
-    </w:lvl>
-    <w:lvl w:ilvl="3">
-      <w:start w:val="1"/>
-      <w:numFmt w:val="bullet"/>
-      <w:lvlText w:val=""/>
-      <w:lvlJc w:val="left"/>
-      <w:pPr>
-        <w:tabs>
-          <w:tab w:val="num" w:pos="2880"/>
-        </w:tabs>
-        <w:ind w:left="2880" w:hanging="360"/>
-      </w:pPr>
-      <w:rPr>
-        <w:rFonts w:ascii="Symbol" w:hAnsi="Symbol" w:hint="default"/>
-      </w:rPr>
-    </w:lvl>
-    <w:lvl w:ilvl="4">
-      <w:start w:val="1"/>
-      <w:numFmt w:val="bullet"/>
-      <w:lvlText w:val=""/>
-      <w:lvlJc w:val="left"/>
-      <w:pPr>
-        <w:tabs>
-          <w:tab w:val="num" w:pos="3600"/>
-        </w:tabs>
-        <w:ind w:left="3600" w:hanging="360"/>
-      </w:pPr>
-      <w:rPr>
-        <w:rFonts w:ascii="Symbol" w:hAnsi="Symbol" w:hint="default"/>
-      </w:rPr>
-    </w:lvl>
-    <w:lvl w:ilvl="5">
-      <w:start w:val="1"/>
-      <w:numFmt w:val="bullet"/>
-      <w:lvlText w:val=""/>
-      <w:lvlJc w:val="left"/>
-      <w:pPr>
-        <w:tabs>
-          <w:tab w:val="num" w:pos="4320"/>
-        </w:tabs>
-        <w:ind w:left="4320" w:hanging="360"/>
-      </w:pPr>
-      <w:rPr>
-        <w:rFonts w:ascii="Symbol" w:hAnsi="Symbol" w:hint="default"/>
-      </w:rPr>
-    </w:lvl>
-    <w:lvl w:ilvl="6">
-      <w:start w:val="1"/>
-      <w:numFmt w:val="bullet"/>
-      <w:lvlText w:val=""/>
-      <w:lvlJc w:val="left"/>
-      <w:pPr>
-        <w:tabs>
-          <w:tab w:val="num" w:pos="5040"/>
-        </w:tabs>
-        <w:ind w:left="5040" w:hanging="360"/>
-      </w:pPr>
-      <w:rPr>
-        <w:rFonts w:ascii="Symbol" w:hAnsi="Symbol" w:hint="default"/>
-      </w:rPr>
-    </w:lvl>
-    <w:lvl w:ilvl="7">
-      <w:start w:val="1"/>
-      <w:numFmt w:val="bullet"/>
-      <w:lvlText w:val=""/>
-      <w:lvlJc w:val="left"/>
-      <w:pPr>
-        <w:tabs>
-          <w:tab w:val="num" w:pos="5760"/>
-        </w:tabs>
-        <w:ind w:left="5760" w:hanging="360"/>
-      </w:pPr>
-      <w:rPr>
-        <w:rFonts w:ascii="Symbol" w:hAnsi="Symbol" w:hint="default"/>
-      </w:rPr>
-    </w:lvl>
-  </w:abstractNum>
-  <w:abstractNum w:abstractNumId="10">
     <w:lvl w:ilvl="0">
       <w:start w:val="1"/>
       <w:numFmt w:val="bullet"/>
@@ -2582,9 +2386,6 @@
   </w:num>
   <w:num w:numId="9">
     <w:abstractNumId w:val="9"/>
-  </w:num>
-  <w:num w:numId="10">
-    <w:abstractNumId w:val="10"/>
   </w:num>
 </w:numbering>
 </file>

--- a/docs/assets/Chin_Trinh_Resume.docx
+++ b/docs/assets/Chin_Trinh_Resume.docx
@@ -144,7 +144,7 @@
       </w:r>
       <w:r>
         <w:rPr/>
-        <w:t xml:space="preserve"> roles with overlap with EU/US working hours. Focus on clear architecture, mentoring, and production-ready delivery.  ---</w:t>
+        <w:t xml:space="preserve"> roles with overlap with EU/US working hours. Focus on clear architecture, mentoring, and production-ready delivery.</w:t>
       </w:r>
     </w:p>
     <w:p>
@@ -174,7 +174,7 @@
       </w:pPr>
       <w:r>
         <w:rPr/>
-        <w:t xml:space="preserve"> — Ho Chi Minh City   — </w:t>
+        <w:t xml:space="preserve"> — Ho Chi Minh City — </w:t>
       </w:r>
     </w:p>
     <w:p>
@@ -212,7 +212,7 @@
       </w:pPr>
       <w:r>
         <w:rPr/>
-        <w:t xml:space="preserve"> · Senior Mobile Developer (team of 3)  </w:t>
+        <w:t xml:space="preserve"> · Senior Mobile Developer (team of 3)</w:t>
       </w:r>
     </w:p>
     <w:p>
@@ -295,17 +295,7 @@
       </w:pPr>
       <w:r>
         <w:rPr/>
-        <w:t xml:space="preserve">Reduced mobile release time by </w:t>
-      </w:r>
-      <w:r>
-        <w:rPr>
-          <w:b/>
-        </w:rPr>
-        <w:t xml:space="preserve">~30%</w:t>
-      </w:r>
-      <w:r>
-        <w:rPr/>
-        <w:t xml:space="preserve"> with CircleCI and Fastlane automation for iOS and Android</w:t>
+        <w:t xml:space="preserve">Streamlined iOS and Android releases with CircleCI and Fastlane, materially reducing manual work per store submission</w:t>
       </w:r>
     </w:p>
     <w:p>
@@ -318,17 +308,7 @@
       </w:pPr>
       <w:r>
         <w:rPr/>
-        <w:t xml:space="preserve">Maintained </w:t>
-      </w:r>
-      <w:r>
-        <w:rPr>
-          <w:b/>
-        </w:rPr>
-        <w:t xml:space="preserve">99%+ crash-free sessions</w:t>
-      </w:r>
-      <w:r>
-        <w:rPr/>
-        <w:t xml:space="preserve"> (Sentry) while integrating Firebase, OneSignal, and production monitoring</w:t>
+        <w:t xml:space="preserve">Tracked production health with Sentry, Firebase, and OneSignal through active user growth</w:t>
       </w:r>
     </w:p>
     <w:p>
@@ -361,7 +341,7 @@
       </w:pPr>
       <w:r>
         <w:rPr/>
-        <w:t xml:space="preserve"> · Frontend Team Lead (team of 5)  </w:t>
+        <w:t xml:space="preserve"> · Frontend Team Lead (team of 5)</w:t>
       </w:r>
     </w:p>
     <w:p>
@@ -451,7 +431,7 @@
       </w:pPr>
       <w:r>
         <w:rPr/>
-        <w:t xml:space="preserve"> · Frontend Team Lead (team of 5)  </w:t>
+        <w:t xml:space="preserve"> · Frontend Team Lead (team of 5)</w:t>
       </w:r>
     </w:p>
     <w:p>
@@ -529,7 +509,7 @@
       </w:pPr>
       <w:r>
         <w:rPr/>
-        <w:t xml:space="preserve"> · Senior Mobile Developer (team of 2)  </w:t>
+        <w:t xml:space="preserve"> · Senior Mobile Developer (team of 2)</w:t>
       </w:r>
     </w:p>
     <w:p>
@@ -622,7 +602,7 @@
       </w:pPr>
       <w:r>
         <w:rPr/>
-        <w:t xml:space="preserve"> · Mobile Team Lead (team of 2)  </w:t>
+        <w:t xml:space="preserve"> · Mobile Team Lead (team of 2)</w:t>
       </w:r>
     </w:p>
     <w:p>
@@ -683,17 +663,7 @@
       </w:pPr>
       <w:r>
         <w:rPr/>
-        <w:t xml:space="preserve">Cut build-and-deploy time by </w:t>
-      </w:r>
-      <w:r>
-        <w:rPr>
-          <w:b/>
-        </w:rPr>
-        <w:t xml:space="preserve">~40%</w:t>
-      </w:r>
-      <w:r>
-        <w:rPr/>
-        <w:t xml:space="preserve"> with Fastlane automation for iOS and Android</w:t>
+        <w:t xml:space="preserve">Automated iOS and Android build and release flows with Fastlane, cutting repetitive manual steps on each deploy</w:t>
       </w:r>
     </w:p>
     <w:p>
@@ -739,16 +709,45 @@
       </w:pPr>
       <w:r>
         <w:rPr/>
-        <w:t xml:space="preserve"> — Ho Chi Minh City   — *Viet Money JSC — React Native Developer (Mar 2021)</w:t>
-      </w:r>
-    </w:p>
-    <w:p>
-      <w:pPr>
-        <w:spacing w:lineRule="auto"/>
-      </w:pPr>
-      <w:r>
-        <w:rPr/>
-        <w:t xml:space="preserve">WelinC JSC — React Developer, freelance (Jan 2021)*</w:t>
+        <w:t xml:space="preserve"> — Ho Chi Minh City</w:t>
+      </w:r>
+    </w:p>
+    <w:p>
+      <w:pPr>
+        <w:spacing w:lineRule="auto"/>
+      </w:pPr>
+      <w:r>
+        <w:rPr>
+          <w:b/>
+        </w:rPr>
+        <w:t xml:space="preserve">Viet Money JSC</w:t>
+      </w:r>
+    </w:p>
+    <w:p>
+      <w:pPr>
+        <w:spacing w:lineRule="auto"/>
+      </w:pPr>
+      <w:r>
+        <w:rPr/>
+        <w:t xml:space="preserve"> — Ho Chi Minh City — </w:t>
+      </w:r>
+    </w:p>
+    <w:p>
+      <w:pPr>
+        <w:spacing w:lineRule="auto"/>
+      </w:pPr>
+      <w:r>
+        <w:rPr/>
+        <w:t xml:space="preserve">React Native Developer</w:t>
+      </w:r>
+    </w:p>
+    <w:p>
+      <w:pPr>
+        <w:spacing w:lineRule="auto"/>
+      </w:pPr>
+      <w:r>
+        <w:rPr/>
+        <w:t xml:space="preserve">Mar 2021</w:t>
       </w:r>
     </w:p>
     <w:p>
@@ -761,7 +760,58 @@
       </w:pPr>
       <w:r>
         <w:rPr/>
-        <w:t xml:space="preserve">Integrated MoMo and VNPay payments, Zalo login, and QR auth at Viet Money; built production React/Redux frontend at WelinC</w:t>
+        <w:t xml:space="preserve">Integrated MoMo and VNPay payments, Zalo login, and QR authentication</w:t>
+      </w:r>
+    </w:p>
+    <w:p>
+      <w:pPr>
+        <w:spacing w:lineRule="auto"/>
+      </w:pPr>
+      <w:r>
+        <w:rPr>
+          <w:b/>
+        </w:rPr>
+        <w:t xml:space="preserve">WelinC JSC</w:t>
+      </w:r>
+    </w:p>
+    <w:p>
+      <w:pPr>
+        <w:spacing w:lineRule="auto"/>
+      </w:pPr>
+      <w:r>
+        <w:rPr/>
+        <w:t xml:space="preserve"> — Ho Chi Minh City — </w:t>
+      </w:r>
+    </w:p>
+    <w:p>
+      <w:pPr>
+        <w:spacing w:lineRule="auto"/>
+      </w:pPr>
+      <w:r>
+        <w:rPr/>
+        <w:t xml:space="preserve">React Developer (freelance)</w:t>
+      </w:r>
+    </w:p>
+    <w:p>
+      <w:pPr>
+        <w:spacing w:lineRule="auto"/>
+      </w:pPr>
+      <w:r>
+        <w:rPr/>
+        <w:t xml:space="preserve">Jan 2021</w:t>
+      </w:r>
+    </w:p>
+    <w:p>
+      <w:pPr>
+        <w:numPr>
+          <w:ilvl w:val="0"/>
+          <w:numId w:val="7"/>
+        </w:numPr>
+        <w:spacing w:lineRule="auto"/>
+      </w:pPr>
+      <w:r>
+        <w:rPr/>
+        <w:t xml:space="preserve">Built production React/Redux frontend with Axios for API integration</w:t>
       </w:r>
     </w:p>
     <w:p>
@@ -781,7 +831,7 @@
       </w:pPr>
       <w:r>
         <w:rPr/>
-        <w:t xml:space="preserve"> — Ho Chi Minh City   — </w:t>
+        <w:t xml:space="preserve"> — Ho Chi Minh City — </w:t>
       </w:r>
     </w:p>
     <w:p>
@@ -855,7 +905,7 @@
       <w:pPr>
         <w:numPr>
           <w:ilvl w:val="0"/>
-          <w:numId w:val="7"/>
+          <w:numId w:val="8"/>
         </w:numPr>
         <w:spacing w:lineRule="auto"/>
       </w:pPr>
@@ -868,7 +918,7 @@
       <w:pPr>
         <w:numPr>
           <w:ilvl w:val="0"/>
-          <w:numId w:val="7"/>
+          <w:numId w:val="8"/>
         </w:numPr>
         <w:spacing w:lineRule="auto"/>
       </w:pPr>
@@ -905,7 +955,7 @@
       <w:pPr>
         <w:numPr>
           <w:ilvl w:val="0"/>
-          <w:numId w:val="7"/>
+          <w:numId w:val="8"/>
         </w:numPr>
         <w:spacing w:lineRule="auto"/>
       </w:pPr>
@@ -918,7 +968,7 @@
       <w:pPr>
         <w:numPr>
           <w:ilvl w:val="0"/>
-          <w:numId w:val="7"/>
+          <w:numId w:val="8"/>
         </w:numPr>
         <w:spacing w:lineRule="auto"/>
       </w:pPr>
@@ -944,7 +994,7 @@
       </w:pPr>
       <w:r>
         <w:rPr/>
-        <w:t xml:space="preserve"> — Ho Chi Minh City   — </w:t>
+        <w:t xml:space="preserve"> — Ho Chi Minh City — </w:t>
       </w:r>
     </w:p>
     <w:p>
@@ -1006,222 +1056,13 @@
       <w:pPr>
         <w:numPr>
           <w:ilvl w:val="0"/>
-          <w:numId w:val="8"/>
+          <w:numId w:val="9"/>
         </w:numPr>
         <w:spacing w:lineRule="auto"/>
       </w:pPr>
       <w:r>
         <w:rPr/>
         <w:t xml:space="preserve">Built frontend (React, MobX, Apollo GraphQL), backend (NestJS, TypeORM), and React Native apps</w:t>
-      </w:r>
-    </w:p>
-    <w:p>
-      <w:pPr>
-        <w:numPr>
-          <w:ilvl w:val="0"/>
-          <w:numId w:val="8"/>
-        </w:numPr>
-        <w:spacing w:lineRule="auto"/>
-      </w:pPr>
-      <w:r>
-        <w:rPr/>
-        <w:t xml:space="preserve">Led analysis, wireframing, and UI design using Figma</w:t>
-      </w:r>
-    </w:p>
-    <w:p>
-      <w:pPr>
-        <w:numPr>
-          <w:ilvl w:val="0"/>
-          <w:numId w:val="8"/>
-        </w:numPr>
-        <w:spacing w:lineRule="auto"/>
-      </w:pPr>
-      <w:r>
-        <w:rPr/>
-        <w:t xml:space="preserve">Managed deployment with Nginx, Docker, and PM2</w:t>
-      </w:r>
-    </w:p>
-    <w:p>
-      <w:pPr>
-        <w:pStyle w:val="Heading2"/>
-        <w:spacing w:lineRule="auto"/>
-      </w:pPr>
-      <w:r>
-        <w:rPr/>
-        <w:t xml:space="preserve">Education</w:t>
-      </w:r>
-    </w:p>
-    <w:p>
-      <w:pPr>
-        <w:spacing w:lineRule="auto"/>
-      </w:pPr>
-      <w:r>
-        <w:rPr>
-          <w:b/>
-        </w:rPr>
-        <w:t xml:space="preserve">FPT Aptech Academy</w:t>
-      </w:r>
-    </w:p>
-    <w:p>
-      <w:pPr>
-        <w:spacing w:lineRule="auto"/>
-      </w:pPr>
-      <w:r>
-        <w:rPr/>
-        <w:t xml:space="preserve"> — Ho Chi Minh City   — </w:t>
-      </w:r>
-    </w:p>
-    <w:p>
-      <w:pPr>
-        <w:spacing w:lineRule="auto"/>
-      </w:pPr>
-      <w:r>
-        <w:rPr/>
-        <w:t xml:space="preserve">Higher Diploma in Software Engineering</w:t>
-      </w:r>
-    </w:p>
-    <w:p>
-      <w:pPr>
-        <w:spacing w:lineRule="auto"/>
-      </w:pPr>
-      <w:r>
-        <w:rPr/>
-        <w:t xml:space="preserve">Aug 2017 – Aug 2019</w:t>
-      </w:r>
-    </w:p>
-    <w:p>
-      <w:pPr>
-        <w:spacing w:lineRule="auto"/>
-      </w:pPr>
-      <w:r>
-        <w:rPr/>
-        <w:t xml:space="preserve">GPA: 3.43 / 4.00</w:t>
-      </w:r>
-    </w:p>
-    <w:p>
-      <w:pPr>
-        <w:pStyle w:val="Heading2"/>
-        <w:spacing w:lineRule="auto"/>
-      </w:pPr>
-      <w:r>
-        <w:rPr/>
-        <w:t xml:space="preserve">Additional Skills &amp; Interests</w:t>
-      </w:r>
-    </w:p>
-    <w:p>
-      <w:pPr>
-        <w:spacing w:lineRule="auto"/>
-      </w:pPr>
-      <w:r>
-        <w:rPr>
-          <w:b/>
-        </w:rPr>
-        <w:t xml:space="preserve">Web3:</w:t>
-      </w:r>
-      <w:r>
-        <w:rPr/>
-        <w:t xml:space="preserve"> Solidity, Hardhat, Ethers.js  </w:t>
-      </w:r>
-    </w:p>
-    <w:p>
-      <w:pPr>
-        <w:spacing w:lineRule="auto"/>
-      </w:pPr>
-      <w:r>
-        <w:rPr>
-          <w:b/>
-        </w:rPr>
-        <w:t xml:space="preserve">Mobile:</w:t>
-      </w:r>
-      <w:r>
-        <w:rPr/>
-        <w:t xml:space="preserve"> React Native, Expo, React Native Reanimated, React Native Skia, Recoil, Valtio, react-hook-form, biometrics  </w:t>
-      </w:r>
-    </w:p>
-    <w:p>
-      <w:pPr>
-        <w:spacing w:lineRule="auto"/>
-      </w:pPr>
-      <w:r>
-        <w:rPr>
-          <w:b/>
-        </w:rPr>
-        <w:t xml:space="preserve">Frontend:</w:t>
-      </w:r>
-      <w:r>
-        <w:rPr/>
-        <w:t xml:space="preserve"> React, Next.js, Redux, Redux-Saga, Zustand, Apollo Client, Tailwind CSS, Ant Design, Chakra UI  </w:t>
-      </w:r>
-    </w:p>
-    <w:p>
-      <w:pPr>
-        <w:spacing w:lineRule="auto"/>
-      </w:pPr>
-      <w:r>
-        <w:rPr>
-          <w:b/>
-        </w:rPr>
-        <w:t xml:space="preserve">Backend:</w:t>
-      </w:r>
-      <w:r>
-        <w:rPr/>
-        <w:t xml:space="preserve"> Node.js, NestJS, Keystone.js, GraphQL, REST, Cube.js  </w:t>
-      </w:r>
-    </w:p>
-    <w:p>
-      <w:pPr>
-        <w:spacing w:lineRule="auto"/>
-      </w:pPr>
-      <w:r>
-        <w:rPr>
-          <w:b/>
-        </w:rPr>
-        <w:t xml:space="preserve">Data:</w:t>
-      </w:r>
-      <w:r>
-        <w:rPr/>
-        <w:t xml:space="preserve"> PostgreSQL, Supabase, MongoDB, Firebase, FaunaDB  </w:t>
-      </w:r>
-    </w:p>
-    <w:p>
-      <w:pPr>
-        <w:spacing w:lineRule="auto"/>
-      </w:pPr>
-      <w:r>
-        <w:rPr>
-          <w:b/>
-        </w:rPr>
-        <w:t xml:space="preserve">DevOps:</w:t>
-      </w:r>
-      <w:r>
-        <w:rPr/>
-        <w:t xml:space="preserve"> GitHub Actions, CircleCI, Fastlane, Docker, Nginx, AWS, Vercel, Cloudflare  </w:t>
-      </w:r>
-    </w:p>
-    <w:p>
-      <w:pPr>
-        <w:spacing w:lineRule="auto"/>
-      </w:pPr>
-      <w:r>
-        <w:rPr>
-          <w:b/>
-        </w:rPr>
-        <w:t xml:space="preserve">Other:</w:t>
-      </w:r>
-      <w:r>
-        <w:rPr/>
-        <w:t xml:space="preserve"> WebRTC, push notifications, Stripe, MoMo / VNPay / ZaloPay</w:t>
-      </w:r>
-    </w:p>
-    <w:p>
-      <w:pPr>
-        <w:spacing w:lineRule="auto"/>
-      </w:pPr>
-      <w:r>
-        <w:rPr>
-          <w:b/>
-        </w:rPr>
-        <w:t xml:space="preserve">Certifications</w:t>
       </w:r>
     </w:p>
     <w:p>
@@ -1229,6 +1070,215 @@
         <w:numPr>
           <w:ilvl w:val="0"/>
           <w:numId w:val="9"/>
+        </w:numPr>
+        <w:spacing w:lineRule="auto"/>
+      </w:pPr>
+      <w:r>
+        <w:rPr/>
+        <w:t xml:space="preserve">Led analysis, wireframing, and UI design using Figma</w:t>
+      </w:r>
+    </w:p>
+    <w:p>
+      <w:pPr>
+        <w:numPr>
+          <w:ilvl w:val="0"/>
+          <w:numId w:val="9"/>
+        </w:numPr>
+        <w:spacing w:lineRule="auto"/>
+      </w:pPr>
+      <w:r>
+        <w:rPr/>
+        <w:t xml:space="preserve">Managed deployment with Nginx, Docker, and PM2</w:t>
+      </w:r>
+    </w:p>
+    <w:p>
+      <w:pPr>
+        <w:pStyle w:val="Heading2"/>
+        <w:spacing w:lineRule="auto"/>
+      </w:pPr>
+      <w:r>
+        <w:rPr/>
+        <w:t xml:space="preserve">Education</w:t>
+      </w:r>
+    </w:p>
+    <w:p>
+      <w:pPr>
+        <w:spacing w:lineRule="auto"/>
+      </w:pPr>
+      <w:r>
+        <w:rPr>
+          <w:b/>
+        </w:rPr>
+        <w:t xml:space="preserve">FPT Aptech Academy</w:t>
+      </w:r>
+    </w:p>
+    <w:p>
+      <w:pPr>
+        <w:spacing w:lineRule="auto"/>
+      </w:pPr>
+      <w:r>
+        <w:rPr/>
+        <w:t xml:space="preserve"> — Ho Chi Minh City — </w:t>
+      </w:r>
+    </w:p>
+    <w:p>
+      <w:pPr>
+        <w:spacing w:lineRule="auto"/>
+      </w:pPr>
+      <w:r>
+        <w:rPr/>
+        <w:t xml:space="preserve">Higher Diploma in Software Engineering</w:t>
+      </w:r>
+    </w:p>
+    <w:p>
+      <w:pPr>
+        <w:spacing w:lineRule="auto"/>
+      </w:pPr>
+      <w:r>
+        <w:rPr/>
+        <w:t xml:space="preserve">Aug 2017 – Aug 2019</w:t>
+      </w:r>
+    </w:p>
+    <w:p>
+      <w:pPr>
+        <w:spacing w:lineRule="auto"/>
+      </w:pPr>
+      <w:r>
+        <w:rPr/>
+        <w:t xml:space="preserve">GPA: 3.43 / 4.00</w:t>
+      </w:r>
+    </w:p>
+    <w:p>
+      <w:pPr>
+        <w:pStyle w:val="Heading2"/>
+        <w:spacing w:lineRule="auto"/>
+      </w:pPr>
+      <w:r>
+        <w:rPr/>
+        <w:t xml:space="preserve">Additional Skills &amp; Interests</w:t>
+      </w:r>
+    </w:p>
+    <w:p>
+      <w:pPr>
+        <w:spacing w:lineRule="auto"/>
+      </w:pPr>
+      <w:r>
+        <w:rPr>
+          <w:b/>
+        </w:rPr>
+        <w:t xml:space="preserve">Web3:</w:t>
+      </w:r>
+      <w:r>
+        <w:rPr/>
+        <w:t xml:space="preserve"> Solidity, Hardhat, Ethers.js</w:t>
+      </w:r>
+    </w:p>
+    <w:p>
+      <w:pPr>
+        <w:spacing w:lineRule="auto"/>
+      </w:pPr>
+      <w:r>
+        <w:rPr>
+          <w:b/>
+        </w:rPr>
+        <w:t xml:space="preserve">Mobile:</w:t>
+      </w:r>
+      <w:r>
+        <w:rPr/>
+        <w:t xml:space="preserve"> React Native, Expo, React Native Reanimated, React Native Skia, Recoil, Valtio, react-hook-form, biometrics</w:t>
+      </w:r>
+    </w:p>
+    <w:p>
+      <w:pPr>
+        <w:spacing w:lineRule="auto"/>
+      </w:pPr>
+      <w:r>
+        <w:rPr>
+          <w:b/>
+        </w:rPr>
+        <w:t xml:space="preserve">Frontend:</w:t>
+      </w:r>
+      <w:r>
+        <w:rPr/>
+        <w:t xml:space="preserve"> React, Next.js, Redux, Redux-Saga, Zustand, Apollo Client, Tailwind CSS, Ant Design, Chakra UI</w:t>
+      </w:r>
+    </w:p>
+    <w:p>
+      <w:pPr>
+        <w:spacing w:lineRule="auto"/>
+      </w:pPr>
+      <w:r>
+        <w:rPr>
+          <w:b/>
+        </w:rPr>
+        <w:t xml:space="preserve">Backend:</w:t>
+      </w:r>
+      <w:r>
+        <w:rPr/>
+        <w:t xml:space="preserve"> Node.js, NestJS, Keystone.js, GraphQL, REST, Cube.js</w:t>
+      </w:r>
+    </w:p>
+    <w:p>
+      <w:pPr>
+        <w:spacing w:lineRule="auto"/>
+      </w:pPr>
+      <w:r>
+        <w:rPr>
+          <w:b/>
+        </w:rPr>
+        <w:t xml:space="preserve">Data:</w:t>
+      </w:r>
+      <w:r>
+        <w:rPr/>
+        <w:t xml:space="preserve"> PostgreSQL, Supabase, MongoDB, Firebase, FaunaDB</w:t>
+      </w:r>
+    </w:p>
+    <w:p>
+      <w:pPr>
+        <w:spacing w:lineRule="auto"/>
+      </w:pPr>
+      <w:r>
+        <w:rPr>
+          <w:b/>
+        </w:rPr>
+        <w:t xml:space="preserve">DevOps:</w:t>
+      </w:r>
+      <w:r>
+        <w:rPr/>
+        <w:t xml:space="preserve"> GitHub Actions, CircleCI, Fastlane, Docker, Nginx, AWS, Vercel, Cloudflare</w:t>
+      </w:r>
+    </w:p>
+    <w:p>
+      <w:pPr>
+        <w:spacing w:lineRule="auto"/>
+      </w:pPr>
+      <w:r>
+        <w:rPr>
+          <w:b/>
+        </w:rPr>
+        <w:t xml:space="preserve">Other:</w:t>
+      </w:r>
+      <w:r>
+        <w:rPr/>
+        <w:t xml:space="preserve"> WebRTC, push notifications, Stripe, MoMo / VNPay / ZaloPay</w:t>
+      </w:r>
+    </w:p>
+    <w:p>
+      <w:pPr>
+        <w:spacing w:lineRule="auto"/>
+      </w:pPr>
+      <w:r>
+        <w:rPr>
+          <w:b/>
+        </w:rPr>
+        <w:t xml:space="preserve">Certifications</w:t>
+      </w:r>
+    </w:p>
+    <w:p>
+      <w:pPr>
+        <w:numPr>
+          <w:ilvl w:val="0"/>
+          <w:numId w:val="10"/>
         </w:numPr>
         <w:spacing w:lineRule="auto"/>
       </w:pPr>
@@ -2239,6 +2289,128 @@
     </w:lvl>
   </w:abstractNum>
   <w:abstractNum w:abstractNumId="9">
+    <w:lvl w:ilvl="0">
+      <w:start w:val="1"/>
+      <w:numFmt w:val="bullet"/>
+      <w:lvlText w:val=""/>
+      <w:lvlJc w:val="left"/>
+      <w:pPr>
+        <w:tabs>
+          <w:tab w:val="num" w:pos="720"/>
+        </w:tabs>
+        <w:ind w:left="720" w:hanging="360"/>
+      </w:pPr>
+      <w:rPr>
+        <w:rFonts w:ascii="Symbol" w:hAnsi="Symbol" w:hint="default"/>
+      </w:rPr>
+    </w:lvl>
+    <w:lvl w:ilvl="1">
+      <w:start w:val="1"/>
+      <w:numFmt w:val="bullet"/>
+      <w:lvlText w:val=""/>
+      <w:lvlJc w:val="left"/>
+      <w:pPr>
+        <w:tabs>
+          <w:tab w:val="num" w:pos="1440"/>
+        </w:tabs>
+        <w:ind w:left="1440" w:hanging="360"/>
+      </w:pPr>
+      <w:rPr>
+        <w:rFonts w:ascii="Symbol" w:hAnsi="Symbol" w:hint="default"/>
+      </w:rPr>
+    </w:lvl>
+    <w:lvl w:ilvl="2">
+      <w:start w:val="1"/>
+      <w:numFmt w:val="bullet"/>
+      <w:lvlText w:val=""/>
+      <w:lvlJc w:val="left"/>
+      <w:pPr>
+        <w:tabs>
+          <w:tab w:val="num" w:pos="2160"/>
+        </w:tabs>
+        <w:ind w:left="2160" w:hanging="360"/>
+      </w:pPr>
+      <w:rPr>
+        <w:rFonts w:ascii="Symbol" w:hAnsi="Symbol" w:hint="default"/>
+      </w:rPr>
+    </w:lvl>
+    <w:lvl w:ilvl="3">
+      <w:start w:val="1"/>
+      <w:numFmt w:val="bullet"/>
+      <w:lvlText w:val=""/>
+      <w:lvlJc w:val="left"/>
+      <w:pPr>
+        <w:tabs>
+          <w:tab w:val="num" w:pos="2880"/>
+        </w:tabs>
+        <w:ind w:left="2880" w:hanging="360"/>
+      </w:pPr>
+      <w:rPr>
+        <w:rFonts w:ascii="Symbol" w:hAnsi="Symbol" w:hint="default"/>
+      </w:rPr>
+    </w:lvl>
+    <w:lvl w:ilvl="4">
+      <w:start w:val="1"/>
+      <w:numFmt w:val="bullet"/>
+      <w:lvlText w:val=""/>
+      <w:lvlJc w:val="left"/>
+      <w:pPr>
+        <w:tabs>
+          <w:tab w:val="num" w:pos="3600"/>
+        </w:tabs>
+        <w:ind w:left="3600" w:hanging="360"/>
+      </w:pPr>
+      <w:rPr>
+        <w:rFonts w:ascii="Symbol" w:hAnsi="Symbol" w:hint="default"/>
+      </w:rPr>
+    </w:lvl>
+    <w:lvl w:ilvl="5">
+      <w:start w:val="1"/>
+      <w:numFmt w:val="bullet"/>
+      <w:lvlText w:val=""/>
+      <w:lvlJc w:val="left"/>
+      <w:pPr>
+        <w:tabs>
+          <w:tab w:val="num" w:pos="4320"/>
+        </w:tabs>
+        <w:ind w:left="4320" w:hanging="360"/>
+      </w:pPr>
+      <w:rPr>
+        <w:rFonts w:ascii="Symbol" w:hAnsi="Symbol" w:hint="default"/>
+      </w:rPr>
+    </w:lvl>
+    <w:lvl w:ilvl="6">
+      <w:start w:val="1"/>
+      <w:numFmt w:val="bullet"/>
+      <w:lvlText w:val=""/>
+      <w:lvlJc w:val="left"/>
+      <w:pPr>
+        <w:tabs>
+          <w:tab w:val="num" w:pos="5040"/>
+        </w:tabs>
+        <w:ind w:left="5040" w:hanging="360"/>
+      </w:pPr>
+      <w:rPr>
+        <w:rFonts w:ascii="Symbol" w:hAnsi="Symbol" w:hint="default"/>
+      </w:rPr>
+    </w:lvl>
+    <w:lvl w:ilvl="7">
+      <w:start w:val="1"/>
+      <w:numFmt w:val="bullet"/>
+      <w:lvlText w:val=""/>
+      <w:lvlJc w:val="left"/>
+      <w:pPr>
+        <w:tabs>
+          <w:tab w:val="num" w:pos="5760"/>
+        </w:tabs>
+        <w:ind w:left="5760" w:hanging="360"/>
+      </w:pPr>
+      <w:rPr>
+        <w:rFonts w:ascii="Symbol" w:hAnsi="Symbol" w:hint="default"/>
+      </w:rPr>
+    </w:lvl>
+  </w:abstractNum>
+  <w:abstractNum w:abstractNumId="10">
     <w:lvl w:ilvl="0">
       <w:start w:val="1"/>
       <w:numFmt w:val="bullet"/>
@@ -2386,6 +2558,9 @@
   </w:num>
   <w:num w:numId="9">
     <w:abstractNumId w:val="9"/>
+  </w:num>
+  <w:num w:numId="10">
+    <w:abstractNumId w:val="10"/>
   </w:num>
 </w:numbering>
 </file>

--- a/docs/assets/Chin_Trinh_Resume.docx
+++ b/docs/assets/Chin_Trinh_Resume.docx
@@ -34,6 +34,18 @@
         <w:spacing w:lineRule="auto"/>
       </w:pPr>
       <w:r>
+        <w:rPr>
+          <w:sz w:val="22"/>
+        </w:rPr>
+        <w:t xml:space="preserve">Senior React Native Engineer · Full Stack JavaScript</w:t>
+      </w:r>
+    </w:p>
+    <w:p>
+      <w:pPr>
+        <w:jc w:val="center"/>
+        <w:spacing w:lineRule="auto"/>
+      </w:pPr>
+      <w:r>
         <w:rPr/>
         <w:t xml:space="preserve">+84 70 449 8756 · trinhchinchin@gmail.com</w:t>
       </w:r>
@@ -64,27 +76,7 @@
       </w:pPr>
       <w:r>
         <w:rPr/>
-        <w:t xml:space="preserve">Senior Full Stack JavaScript Developer with 6+ years of experience delivering production web and mobile applications. React Native since 2019, with repeated Team Lead ownership—including </w:t>
-      </w:r>
-      <w:r>
-        <w:rPr>
-          <w:b/>
-        </w:rPr>
-        <w:t xml:space="preserve">Moorr</w:t>
-      </w:r>
-      <w:r>
-        <w:rPr/>
-        <w:t xml:space="preserve">, an Australian </w:t>
-      </w:r>
-      <w:r>
-        <w:rPr>
-          <w:b/>
-        </w:rPr>
-        <w:t xml:space="preserve">fintech</w:t>
-      </w:r>
-      <w:r>
-        <w:rPr/>
-        <w:t xml:space="preserve"> app at </w:t>
+        <w:t xml:space="preserve">Senior React Native and Full Stack JavaScript developer with 6+ years shipping production apps (React Native since 2019), including Team Lead ownership of Moorr, an Australian fintech lifestyle app at </w:t>
       </w:r>
       <w:r>
         <w:rPr>
@@ -94,57 +86,137 @@
       </w:r>
       <w:r>
         <w:rPr/>
-        <w:t xml:space="preserve">. Comfortable with </w:t>
-      </w:r>
+        <w:t xml:space="preserve">. Repeated Team Lead across mobile and web, with a focus on architecture, mentoring, and production handoff. Based in Ho Chi Minh City (UTC+7), open to remote work with overlap with EU/US business hours.</w:t>
+      </w:r>
+    </w:p>
+    <w:p>
+      <w:pPr>
+        <w:pStyle w:val="Heading2"/>
+        <w:spacing w:lineRule="auto"/>
+      </w:pPr>
+      <w:r>
+        <w:rPr/>
+        <w:t xml:space="preserve">Skills</w:t>
+      </w:r>
+    </w:p>
+    <w:p>
+      <w:pPr>
+        <w:spacing w:lineRule="auto"/>
+      </w:pPr>
       <w:r>
         <w:rPr>
           <w:b/>
         </w:rPr>
-        <w:t xml:space="preserve">Solidity</w:t>
-      </w:r>
-      <w:r>
-        <w:rPr/>
-        <w:t xml:space="preserve">, </w:t>
-      </w:r>
+        <w:t xml:space="preserve">Programming languages:</w:t>
+      </w:r>
+      <w:r>
+        <w:rPr/>
+        <w:t xml:space="preserve"> TypeScript, JavaScript, Solidity</w:t>
+      </w:r>
+    </w:p>
+    <w:p>
+      <w:pPr>
+        <w:spacing w:lineRule="auto"/>
+      </w:pPr>
       <w:r>
         <w:rPr>
           <w:b/>
         </w:rPr>
-        <w:t xml:space="preserve">Hardhat</w:t>
-      </w:r>
-      <w:r>
-        <w:rPr/>
-        <w:t xml:space="preserve">, and </w:t>
-      </w:r>
+        <w:t xml:space="preserve">Mobile:</w:t>
+      </w:r>
+      <w:r>
+        <w:rPr/>
+        <w:t xml:space="preserve"> React Native, Expo, React Native Reanimated, React Native Skia, Recoil, Valtio, React Hook Form, Firebase, OneSignal, Sentry, Face ID, Touch ID</w:t>
+      </w:r>
+    </w:p>
+    <w:p>
+      <w:pPr>
+        <w:spacing w:lineRule="auto"/>
+      </w:pPr>
       <w:r>
         <w:rPr>
           <w:b/>
         </w:rPr>
-        <w:t xml:space="preserve">Ethers.js</w:t>
-      </w:r>
-      <w:r>
-        <w:rPr/>
-        <w:t xml:space="preserve"> for Web3 integrations. Based in </w:t>
-      </w:r>
+        <w:t xml:space="preserve">Frontend:</w:t>
+      </w:r>
+      <w:r>
+        <w:rPr/>
+        <w:t xml:space="preserve"> React, Next.js, Redux, Redux Saga, Zustand, Apollo Client, Tailwind CSS, Ant Design, Chakra UI</w:t>
+      </w:r>
+    </w:p>
+    <w:p>
+      <w:pPr>
+        <w:spacing w:lineRule="auto"/>
+      </w:pPr>
       <w:r>
         <w:rPr>
           <w:b/>
         </w:rPr>
-        <w:t xml:space="preserve">UTC+7</w:t>
-      </w:r>
-      <w:r>
-        <w:rPr/>
-        <w:t xml:space="preserve"> (Ho Chi Minh City), open to </w:t>
-      </w:r>
+        <w:t xml:space="preserve">Backend:</w:t>
+      </w:r>
+      <w:r>
+        <w:rPr/>
+        <w:t xml:space="preserve"> Node.js, NestJS, GraphQL, REST APIs, Keystone.js, Cube.js</w:t>
+      </w:r>
+    </w:p>
+    <w:p>
+      <w:pPr>
+        <w:spacing w:lineRule="auto"/>
+      </w:pPr>
       <w:r>
         <w:rPr>
           <w:b/>
         </w:rPr>
-        <w:t xml:space="preserve">remote</w:t>
-      </w:r>
-      <w:r>
-        <w:rPr/>
-        <w:t xml:space="preserve"> roles with overlap with EU/US working hours. Focus on clear architecture, mentoring, and production-ready delivery.</w:t>
+        <w:t xml:space="preserve">Databases:</w:t>
+      </w:r>
+      <w:r>
+        <w:rPr/>
+        <w:t xml:space="preserve"> PostgreSQL, MongoDB, Firebase, Supabase, FaunaDB</w:t>
+      </w:r>
+    </w:p>
+    <w:p>
+      <w:pPr>
+        <w:spacing w:lineRule="auto"/>
+      </w:pPr>
+      <w:r>
+        <w:rPr>
+          <w:b/>
+        </w:rPr>
+        <w:t xml:space="preserve">DevOps &amp; cloud:</w:t>
+      </w:r>
+      <w:r>
+        <w:rPr/>
+        <w:t xml:space="preserve"> GitHub Actions, CircleCI, Fastlane, Docker, Nginx, AWS, Vercel, Cloudflare</w:t>
+      </w:r>
+    </w:p>
+    <w:p>
+      <w:pPr>
+        <w:spacing w:lineRule="auto"/>
+      </w:pPr>
+      <w:r>
+        <w:rPr>
+          <w:b/>
+        </w:rPr>
+        <w:t xml:space="preserve">Web3:</w:t>
+      </w:r>
+      <w:r>
+        <w:rPr/>
+        <w:t xml:space="preserve"> Hardhat, Ethers.js</w:t>
+      </w:r>
+    </w:p>
+    <w:p>
+      <w:pPr>
+        <w:spacing w:lineRule="auto"/>
+      </w:pPr>
+      <w:r>
+        <w:rPr>
+          <w:b/>
+        </w:rPr>
+        <w:t xml:space="preserve">Payments &amp; APIs:</w:t>
+      </w:r>
+      <w:r>
+        <w:rPr/>
+        <w:t xml:space="preserve"> Stripe, MoMo, VNPay, ZaloPay, WebRTC</w:t>
       </w:r>
     </w:p>
     <w:p>
@@ -262,17 +334,7 @@
       </w:pPr>
       <w:r>
         <w:rPr/>
-        <w:t xml:space="preserve">Delivered Australian </w:t>
-      </w:r>
-      <w:r>
-        <w:rPr>
-          <w:b/>
-        </w:rPr>
-        <w:t xml:space="preserve">fintech</w:t>
-      </w:r>
-      <w:r>
-        <w:rPr/>
-        <w:t xml:space="preserve"> lifestyle app to </w:t>
+        <w:t xml:space="preserve">Delivered Australian fintech lifestyle app serving </w:t>
       </w:r>
       <w:r>
         <w:rPr>
@@ -282,7 +344,7 @@
       </w:r>
       <w:r>
         <w:rPr/>
-        <w:t xml:space="preserve">, owning mobile architecture and production releases on a team of 3</w:t>
+        <w:t xml:space="preserve">, owning mobile architecture and App Store / Play Store releases</w:t>
       </w:r>
     </w:p>
     <w:p>
@@ -295,7 +357,7 @@
       </w:pPr>
       <w:r>
         <w:rPr/>
-        <w:t xml:space="preserve">Streamlined iOS and Android releases with CircleCI and Fastlane, materially reducing manual work per store submission</w:t>
+        <w:t xml:space="preserve">Streamlined iOS and Android releases with CircleCI and Fastlane, materially reducing manual work per submission</w:t>
       </w:r>
     </w:p>
     <w:p>
@@ -308,7 +370,7 @@
       </w:pPr>
       <w:r>
         <w:rPr/>
-        <w:t xml:space="preserve">Tracked production health with Sentry, Firebase, and OneSignal through active user growth</w:t>
+        <w:t xml:space="preserve">Monitored production health with Sentry, Firebase, and OneSignal as usage grew</w:t>
       </w:r>
     </w:p>
     <w:p>
@@ -321,7 +383,7 @@
       </w:pPr>
       <w:r>
         <w:rPr/>
-        <w:t xml:space="preserve">Built interactive financial charts with pinch/zoom and smooth screen transitions (Reanimated, Skia, react-native-svg-charts)</w:t>
+        <w:t xml:space="preserve">Built financial charts with pinch/zoom and screen transitions (Reanimated, Skia) and integrated Apollo Client for API data</w:t>
       </w:r>
     </w:p>
     <w:p>
@@ -379,7 +441,7 @@
       </w:pPr>
       <w:r>
         <w:rPr/>
-        <w:t xml:space="preserve">Led frontend delivery for analytics and marketplace products (team of 5) with React, Redux-Saga, Apollo Client, and Tailwind CSS</w:t>
+        <w:t xml:space="preserve">Led frontend delivery for analytics and marketplace products with React, Redux-Saga, Apollo Client, and Tailwind CSS</w:t>
       </w:r>
     </w:p>
     <w:p>
@@ -457,7 +519,7 @@
       </w:pPr>
       <w:r>
         <w:rPr/>
-        <w:t xml:space="preserve">Delivered HR platform frontend in production with Next.js, Tailwind CSS, and Zustand (team of 5)</w:t>
+        <w:t xml:space="preserve">Delivered HR platform frontend in production with Next.js, Tailwind CSS, and Zustand</w:t>
       </w:r>
     </w:p>
     <w:p>
@@ -489,7 +551,7 @@
       </w:pPr>
       <w:r>
         <w:rPr/>
-        <w:t xml:space="preserve">Mentored engineers and managed production codebase handover</w:t>
+        <w:t xml:space="preserve">Mentored engineers and managed production handoff to the operations team</w:t>
       </w:r>
     </w:p>
     <w:p>
@@ -559,7 +621,7 @@
       </w:pPr>
       <w:r>
         <w:rPr/>
-        <w:t xml:space="preserve">Kept React Native job marketplace stable at </w:t>
+        <w:t xml:space="preserve">Maintained React Native job marketplace with </w:t>
       </w:r>
       <w:r>
         <w:rPr>
@@ -569,7 +631,7 @@
       </w:r>
       <w:r>
         <w:rPr/>
-        <w:t xml:space="preserve"> while shipping auth improvements</w:t>
+        <w:t xml:space="preserve"> while shipping authentication improvements</w:t>
       </w:r>
     </w:p>
     <w:p>
@@ -582,7 +644,7 @@
       </w:pPr>
       <w:r>
         <w:rPr/>
-        <w:t xml:space="preserve">Implemented Facebook Login and Google reCAPTCHA v3; improved authentication reliability</w:t>
+        <w:t xml:space="preserve">Implemented Facebook Login and Google reCAPTCHA v3 for more reliable sign-in at scale</w:t>
       </w:r>
     </w:p>
     <w:p>
@@ -640,17 +702,7 @@
       </w:pPr>
       <w:r>
         <w:rPr/>
-        <w:t xml:space="preserve">Shipped livestock management app to </w:t>
-      </w:r>
-      <w:r>
-        <w:rPr>
-          <w:b/>
-        </w:rPr>
-        <w:t xml:space="preserve">production handover</w:t>
-      </w:r>
-      <w:r>
-        <w:rPr/>
-        <w:t xml:space="preserve">, enabling the client's internal team to operate independently</w:t>
+        <w:t xml:space="preserve">Shipped livestock management app and completed production handoff so the client's internal team could operate independently</w:t>
       </w:r>
     </w:p>
     <w:p>
@@ -663,7 +715,7 @@
       </w:pPr>
       <w:r>
         <w:rPr/>
-        <w:t xml:space="preserve">Automated iOS and Android build and release flows with Fastlane, cutting repetitive manual steps on each deploy</w:t>
+        <w:t xml:space="preserve">Automated iOS and Android build and release with Fastlane, reducing repetitive manual steps on each deploy</w:t>
       </w:r>
     </w:p>
     <w:p>
@@ -676,7 +728,7 @@
       </w:pPr>
       <w:r>
         <w:rPr/>
-        <w:t xml:space="preserve">Improved map interaction performance for field use with dynamic 2D layouts and Redux Toolkit architecture</w:t>
+        <w:t xml:space="preserve">Improved map performance for field use with dynamic map layouts and Redux Toolkit architecture</w:t>
       </w:r>
     </w:p>
     <w:p>
@@ -689,7 +741,7 @@
       </w:pPr>
       <w:r>
         <w:rPr/>
-        <w:t xml:space="preserve">Delivered modular React Native codebase and transferred ownership with documented release workflows</w:t>
+        <w:t xml:space="preserve">Handed off modular React Native codebase with documented release workflows</w:t>
       </w:r>
     </w:p>
     <w:p>
@@ -789,7 +841,7 @@
       </w:pPr>
       <w:r>
         <w:rPr/>
-        <w:t xml:space="preserve">React Developer (freelance)</w:t>
+        <w:t xml:space="preserve">React Developer (Freelance)</w:t>
       </w:r>
     </w:p>
     <w:p>
@@ -811,7 +863,7 @@
       </w:pPr>
       <w:r>
         <w:rPr/>
-        <w:t xml:space="preserve">Built production React/Redux frontend with Axios for API integration</w:t>
+        <w:t xml:space="preserve">Built production React and Redux frontend with Axios for API integration</w:t>
       </w:r>
     </w:p>
     <w:p>
@@ -911,7 +963,7 @@
       </w:pPr>
       <w:r>
         <w:rPr/>
-        <w:t xml:space="preserve">Built core tenant and staff mobile apps with auth, sockets, Firebase, and deep linking</w:t>
+        <w:t xml:space="preserve">Built tenant and staff mobile apps with authentication, sockets, Firebase, and deep linking</w:t>
       </w:r>
     </w:p>
     <w:p>
@@ -1155,123 +1207,7 @@
       </w:pPr>
       <w:r>
         <w:rPr/>
-        <w:t xml:space="preserve">Additional Skills &amp; Interests</w:t>
-      </w:r>
-    </w:p>
-    <w:p>
-      <w:pPr>
-        <w:spacing w:lineRule="auto"/>
-      </w:pPr>
-      <w:r>
-        <w:rPr>
-          <w:b/>
-        </w:rPr>
-        <w:t xml:space="preserve">Web3:</w:t>
-      </w:r>
-      <w:r>
-        <w:rPr/>
-        <w:t xml:space="preserve"> Solidity, Hardhat, Ethers.js</w:t>
-      </w:r>
-    </w:p>
-    <w:p>
-      <w:pPr>
-        <w:spacing w:lineRule="auto"/>
-      </w:pPr>
-      <w:r>
-        <w:rPr>
-          <w:b/>
-        </w:rPr>
-        <w:t xml:space="preserve">Mobile:</w:t>
-      </w:r>
-      <w:r>
-        <w:rPr/>
-        <w:t xml:space="preserve"> React Native, Expo, React Native Reanimated, React Native Skia, Recoil, Valtio, react-hook-form, biometrics</w:t>
-      </w:r>
-    </w:p>
-    <w:p>
-      <w:pPr>
-        <w:spacing w:lineRule="auto"/>
-      </w:pPr>
-      <w:r>
-        <w:rPr>
-          <w:b/>
-        </w:rPr>
-        <w:t xml:space="preserve">Frontend:</w:t>
-      </w:r>
-      <w:r>
-        <w:rPr/>
-        <w:t xml:space="preserve"> React, Next.js, Redux, Redux-Saga, Zustand, Apollo Client, Tailwind CSS, Ant Design, Chakra UI</w:t>
-      </w:r>
-    </w:p>
-    <w:p>
-      <w:pPr>
-        <w:spacing w:lineRule="auto"/>
-      </w:pPr>
-      <w:r>
-        <w:rPr>
-          <w:b/>
-        </w:rPr>
-        <w:t xml:space="preserve">Backend:</w:t>
-      </w:r>
-      <w:r>
-        <w:rPr/>
-        <w:t xml:space="preserve"> Node.js, NestJS, Keystone.js, GraphQL, REST, Cube.js</w:t>
-      </w:r>
-    </w:p>
-    <w:p>
-      <w:pPr>
-        <w:spacing w:lineRule="auto"/>
-      </w:pPr>
-      <w:r>
-        <w:rPr>
-          <w:b/>
-        </w:rPr>
-        <w:t xml:space="preserve">Data:</w:t>
-      </w:r>
-      <w:r>
-        <w:rPr/>
-        <w:t xml:space="preserve"> PostgreSQL, Supabase, MongoDB, Firebase, FaunaDB</w:t>
-      </w:r>
-    </w:p>
-    <w:p>
-      <w:pPr>
-        <w:spacing w:lineRule="auto"/>
-      </w:pPr>
-      <w:r>
-        <w:rPr>
-          <w:b/>
-        </w:rPr>
-        <w:t xml:space="preserve">DevOps:</w:t>
-      </w:r>
-      <w:r>
-        <w:rPr/>
-        <w:t xml:space="preserve"> GitHub Actions, CircleCI, Fastlane, Docker, Nginx, AWS, Vercel, Cloudflare</w:t>
-      </w:r>
-    </w:p>
-    <w:p>
-      <w:pPr>
-        <w:spacing w:lineRule="auto"/>
-      </w:pPr>
-      <w:r>
-        <w:rPr>
-          <w:b/>
-        </w:rPr>
-        <w:t xml:space="preserve">Other:</w:t>
-      </w:r>
-      <w:r>
-        <w:rPr/>
-        <w:t xml:space="preserve"> WebRTC, push notifications, Stripe, MoMo / VNPay / ZaloPay</w:t>
-      </w:r>
-    </w:p>
-    <w:p>
-      <w:pPr>
-        <w:spacing w:lineRule="auto"/>
-      </w:pPr>
-      <w:r>
-        <w:rPr>
-          <w:b/>
-        </w:rPr>
-        <w:t xml:space="preserve">Certifications</w:t>
+        <w:t xml:space="preserve">Certifications &amp; Languages</w:t>
       </w:r>
     </w:p>
     <w:p>
@@ -1299,7 +1235,7 @@
         <w:rPr>
           <w:b/>
         </w:rPr>
-        <w:t xml:space="preserve">Languages:</w:t>
+        <w:t xml:space="preserve">Spoken languages:</w:t>
       </w:r>
       <w:r>
         <w:rPr/>

--- a/docs/assets/Chin_Trinh_Resume.docx
+++ b/docs/assets/Chin_Trinh_Resume.docx
@@ -217,6 +217,21 @@
       <w:r>
         <w:rPr/>
         <w:t xml:space="preserve"> Stripe, MoMo, VNPay, ZaloPay, WebRTC</w:t>
+      </w:r>
+    </w:p>
+    <w:p>
+      <w:pPr>
+        <w:spacing w:lineRule="auto"/>
+      </w:pPr>
+      <w:r>
+        <w:rPr>
+          <w:b/>
+        </w:rPr>
+        <w:t xml:space="preserve">AI-assisted development:</w:t>
+      </w:r>
+      <w:r>
+        <w:rPr/>
+        <w:t xml:space="preserve"> Cursor for code generation, refactoring, and test writing</w:t>
       </w:r>
     </w:p>
     <w:p>

--- a/docs/assets/Chin_Trinh_Resume.docx
+++ b/docs/assets/Chin_Trinh_Resume.docx
@@ -456,7 +456,7 @@
       </w:pPr>
       <w:r>
         <w:rPr/>
-        <w:t xml:space="preserve">Led frontend delivery for analytics and marketplace products with React, Redux-Saga, Apollo Client, and Tailwind CSS</w:t>
+        <w:t xml:space="preserve">Led frontend delivery for analytics and marketplace products with React, Redux Saga, Apollo Client, and Tailwind CSS</w:t>
       </w:r>
     </w:p>
     <w:p>
